--- a/SKILL-9.docx
+++ b/SKILL-9.docx
@@ -20,29 +20,7 @@
           <w:sz w:val="28"/>
           <w:szCs w:val="28"/>
         </w:rPr>
-        <w:t xml:space="preserve">NAME: GURRALA HAREESH REDDY               ID NO:2400090155                        SEC </w:t>
-      </w:r>
-      <w:proofErr w:type="gramStart"/>
-      <w:r>
-        <w:rPr>
-          <w:b/>
-          <w:bCs/>
-          <w:color w:val="EE0000"/>
-          <w:sz w:val="28"/>
-          <w:szCs w:val="28"/>
-        </w:rPr>
-        <w:t>NO :</w:t>
-      </w:r>
-      <w:proofErr w:type="gramEnd"/>
-      <w:r>
-        <w:rPr>
-          <w:b/>
-          <w:bCs/>
-          <w:color w:val="EE0000"/>
-          <w:sz w:val="28"/>
-          <w:szCs w:val="28"/>
-        </w:rPr>
-        <w:t xml:space="preserve"> 06</w:t>
+        <w:t>NAME: GURRALA HAREESH REDDY               ID NO:2400090155                        SEC NO : 06</w:t>
       </w:r>
     </w:p>
     <w:p>
@@ -224,7 +202,7 @@
       </w:pPr>
       <w:r>
         <w:pict w14:anchorId="7153C0C4">
-          <v:rect id="_x0000_i1061" style="width:0;height:1.5pt" o:hralign="center" o:hrstd="t" o:hr="t" fillcolor="#a0a0a0" stroked="f"/>
+          <v:rect id="_x0000_i1025" style="width:0;height:1.5pt" o:hralign="center" o:hrstd="t" o:hr="t" fillcolor="#a0a0a0" stroked="f"/>
         </w:pict>
       </w:r>
     </w:p>
@@ -272,47 +250,334 @@
     </w:p>
     <w:p>
       <w:pPr>
-        <w:numPr>
-          <w:ilvl w:val="0"/>
-          <w:numId w:val="2"/>
-        </w:numPr>
-        <w:tabs>
-          <w:tab w:val="left" w:pos="142"/>
-        </w:tabs>
-      </w:pPr>
-    </w:p>
-    <w:p>
-      <w:pPr>
-        <w:numPr>
-          <w:ilvl w:val="0"/>
-          <w:numId w:val="2"/>
-        </w:numPr>
-        <w:tabs>
-          <w:tab w:val="left" w:pos="142"/>
-        </w:tabs>
-      </w:pPr>
-    </w:p>
-    <w:p>
-      <w:pPr>
-        <w:numPr>
-          <w:ilvl w:val="0"/>
-          <w:numId w:val="2"/>
-        </w:numPr>
-        <w:tabs>
-          <w:tab w:val="left" w:pos="142"/>
-        </w:tabs>
-      </w:pPr>
-    </w:p>
-    <w:p>
-      <w:pPr>
-        <w:numPr>
-          <w:ilvl w:val="0"/>
-          <w:numId w:val="2"/>
-        </w:numPr>
-        <w:tabs>
-          <w:tab w:val="left" w:pos="142"/>
-        </w:tabs>
-      </w:pPr>
+        <w:tabs>
+          <w:tab w:val="left" w:pos="142"/>
+        </w:tabs>
+        <w:ind w:left="720"/>
+      </w:pPr>
+      <w:r>
+        <w:t>&lt;project xmlns="http://maven.apache.org/POM/4.0.0"</w:t>
+      </w:r>
+    </w:p>
+    <w:p>
+      <w:pPr>
+        <w:tabs>
+          <w:tab w:val="left" w:pos="142"/>
+        </w:tabs>
+        <w:ind w:left="720"/>
+      </w:pPr>
+      <w:r>
+        <w:t xml:space="preserve">         xmlns:xsi="http://www.w3.org/2001/XMLSchema-instance"</w:t>
+      </w:r>
+    </w:p>
+    <w:p>
+      <w:pPr>
+        <w:tabs>
+          <w:tab w:val="left" w:pos="142"/>
+        </w:tabs>
+        <w:ind w:left="720"/>
+      </w:pPr>
+      <w:r>
+        <w:t xml:space="preserve">         xsi:schemaLocation="http://maven.apache.org/POM/4.0.0 http://maven.apache.org/xsd/maven-4.0.0.xsd"&gt;</w:t>
+      </w:r>
+    </w:p>
+    <w:p>
+      <w:pPr>
+        <w:tabs>
+          <w:tab w:val="left" w:pos="142"/>
+        </w:tabs>
+        <w:ind w:left="720"/>
+      </w:pPr>
+      <w:r>
+        <w:t xml:space="preserve">    &lt;modelVersion&gt;4.0.0&lt;/modelVersion&gt;</w:t>
+      </w:r>
+    </w:p>
+    <w:p>
+      <w:pPr>
+        <w:tabs>
+          <w:tab w:val="left" w:pos="142"/>
+        </w:tabs>
+        <w:ind w:left="720"/>
+      </w:pPr>
+      <w:r>
+        <w:t xml:space="preserve">    &lt;parent&gt;</w:t>
+      </w:r>
+    </w:p>
+    <w:p>
+      <w:pPr>
+        <w:tabs>
+          <w:tab w:val="left" w:pos="142"/>
+        </w:tabs>
+        <w:ind w:left="720"/>
+      </w:pPr>
+      <w:r>
+        <w:t xml:space="preserve">        &lt;groupId&gt;org.springframework.boot&lt;/groupId&gt;</w:t>
+      </w:r>
+    </w:p>
+    <w:p>
+      <w:pPr>
+        <w:tabs>
+          <w:tab w:val="left" w:pos="142"/>
+        </w:tabs>
+        <w:ind w:left="720"/>
+      </w:pPr>
+      <w:r>
+        <w:t xml:space="preserve">        &lt;artifactId&gt;spring-boot-starter-parent&lt;/artifactId&gt;</w:t>
+      </w:r>
+    </w:p>
+    <w:p>
+      <w:pPr>
+        <w:tabs>
+          <w:tab w:val="left" w:pos="142"/>
+        </w:tabs>
+        <w:ind w:left="720"/>
+      </w:pPr>
+      <w:r>
+        <w:t xml:space="preserve">        &lt;version&gt;3.3.0&lt;/version&gt;</w:t>
+      </w:r>
+    </w:p>
+    <w:p>
+      <w:pPr>
+        <w:tabs>
+          <w:tab w:val="left" w:pos="142"/>
+        </w:tabs>
+        <w:ind w:left="720"/>
+      </w:pPr>
+      <w:r>
+        <w:t xml:space="preserve">    &lt;/parent&gt;</w:t>
+      </w:r>
+    </w:p>
+    <w:p>
+      <w:pPr>
+        <w:tabs>
+          <w:tab w:val="left" w:pos="142"/>
+        </w:tabs>
+        <w:ind w:left="720"/>
+      </w:pPr>
+      <w:r>
+        <w:t xml:space="preserve">    &lt;groupId&gt;com.example&lt;/groupId&gt;</w:t>
+      </w:r>
+    </w:p>
+    <w:p>
+      <w:pPr>
+        <w:tabs>
+          <w:tab w:val="left" w:pos="142"/>
+        </w:tabs>
+        <w:ind w:left="720"/>
+      </w:pPr>
+      <w:r>
+        <w:t xml:space="preserve">    &lt;artifactId&gt;skill-9&lt;/artifactId&gt;</w:t>
+      </w:r>
+    </w:p>
+    <w:p>
+      <w:pPr>
+        <w:tabs>
+          <w:tab w:val="left" w:pos="142"/>
+        </w:tabs>
+        <w:ind w:left="720"/>
+      </w:pPr>
+      <w:r>
+        <w:t xml:space="preserve">    &lt;version&gt;0.0.1-SNAPSHOT&lt;/version&gt;</w:t>
+      </w:r>
+    </w:p>
+    <w:p>
+      <w:pPr>
+        <w:tabs>
+          <w:tab w:val="left" w:pos="142"/>
+        </w:tabs>
+        <w:ind w:left="720"/>
+      </w:pPr>
+      <w:r>
+        <w:t xml:space="preserve">    &lt;properties&gt;</w:t>
+      </w:r>
+    </w:p>
+    <w:p>
+      <w:pPr>
+        <w:tabs>
+          <w:tab w:val="left" w:pos="142"/>
+        </w:tabs>
+        <w:ind w:left="720"/>
+      </w:pPr>
+      <w:r>
+        <w:t xml:space="preserve">        &lt;java.version&gt;17&lt;/java.version&gt;</w:t>
+      </w:r>
+    </w:p>
+    <w:p>
+      <w:pPr>
+        <w:tabs>
+          <w:tab w:val="left" w:pos="142"/>
+        </w:tabs>
+        <w:ind w:left="720"/>
+      </w:pPr>
+      <w:r>
+        <w:t xml:space="preserve">    &lt;/properties&gt;</w:t>
+      </w:r>
+    </w:p>
+    <w:p>
+      <w:pPr>
+        <w:tabs>
+          <w:tab w:val="left" w:pos="142"/>
+        </w:tabs>
+        <w:ind w:left="720"/>
+      </w:pPr>
+      <w:r>
+        <w:t xml:space="preserve">    &lt;dependencies&gt;</w:t>
+      </w:r>
+    </w:p>
+    <w:p>
+      <w:pPr>
+        <w:tabs>
+          <w:tab w:val="left" w:pos="142"/>
+        </w:tabs>
+        <w:ind w:left="720"/>
+      </w:pPr>
+      <w:r>
+        <w:t xml:space="preserve">        &lt;dependency&gt;</w:t>
+      </w:r>
+    </w:p>
+    <w:p>
+      <w:pPr>
+        <w:tabs>
+          <w:tab w:val="left" w:pos="142"/>
+        </w:tabs>
+        <w:ind w:left="720"/>
+      </w:pPr>
+      <w:r>
+        <w:lastRenderedPageBreak/>
+        <w:t xml:space="preserve">            &lt;groupId&gt;org.springframework.boot&lt;/groupId&gt;</w:t>
+      </w:r>
+    </w:p>
+    <w:p>
+      <w:pPr>
+        <w:tabs>
+          <w:tab w:val="left" w:pos="142"/>
+        </w:tabs>
+        <w:ind w:left="720"/>
+      </w:pPr>
+      <w:r>
+        <w:t xml:space="preserve">            &lt;artifactId&gt;spring-boot-starter-web&lt;/artifactId&gt;</w:t>
+      </w:r>
+    </w:p>
+    <w:p>
+      <w:pPr>
+        <w:tabs>
+          <w:tab w:val="left" w:pos="142"/>
+        </w:tabs>
+        <w:ind w:left="720"/>
+      </w:pPr>
+      <w:r>
+        <w:t xml:space="preserve">        &lt;/dependency&gt;</w:t>
+      </w:r>
+    </w:p>
+    <w:p>
+      <w:pPr>
+        <w:tabs>
+          <w:tab w:val="left" w:pos="142"/>
+        </w:tabs>
+        <w:ind w:left="720"/>
+      </w:pPr>
+      <w:r>
+        <w:t xml:space="preserve">    &lt;/dependencies&gt;</w:t>
+      </w:r>
+    </w:p>
+    <w:p>
+      <w:pPr>
+        <w:tabs>
+          <w:tab w:val="left" w:pos="142"/>
+        </w:tabs>
+        <w:ind w:left="720"/>
+      </w:pPr>
+      <w:r>
+        <w:t xml:space="preserve">    &lt;build&gt;</w:t>
+      </w:r>
+    </w:p>
+    <w:p>
+      <w:pPr>
+        <w:tabs>
+          <w:tab w:val="left" w:pos="142"/>
+        </w:tabs>
+        <w:ind w:left="720"/>
+      </w:pPr>
+      <w:r>
+        <w:t xml:space="preserve">        &lt;plugins&gt;</w:t>
+      </w:r>
+    </w:p>
+    <w:p>
+      <w:pPr>
+        <w:tabs>
+          <w:tab w:val="left" w:pos="142"/>
+        </w:tabs>
+        <w:ind w:left="720"/>
+      </w:pPr>
+      <w:r>
+        <w:t xml:space="preserve">            &lt;plugin&gt;</w:t>
+      </w:r>
+    </w:p>
+    <w:p>
+      <w:pPr>
+        <w:tabs>
+          <w:tab w:val="left" w:pos="142"/>
+        </w:tabs>
+        <w:ind w:left="720"/>
+      </w:pPr>
+      <w:r>
+        <w:t xml:space="preserve">                &lt;groupId&gt;org.springframework.boot&lt;/groupId&gt;</w:t>
+      </w:r>
+    </w:p>
+    <w:p>
+      <w:pPr>
+        <w:tabs>
+          <w:tab w:val="left" w:pos="142"/>
+        </w:tabs>
+        <w:ind w:left="720"/>
+      </w:pPr>
+      <w:r>
+        <w:t xml:space="preserve">                &lt;artifactId&gt;spring-boot-maven-plugin&lt;/artifactId&gt;</w:t>
+      </w:r>
+    </w:p>
+    <w:p>
+      <w:pPr>
+        <w:tabs>
+          <w:tab w:val="left" w:pos="142"/>
+        </w:tabs>
+        <w:ind w:left="720"/>
+      </w:pPr>
+      <w:r>
+        <w:t xml:space="preserve">            &lt;/plugin&gt;</w:t>
+      </w:r>
+    </w:p>
+    <w:p>
+      <w:pPr>
+        <w:tabs>
+          <w:tab w:val="left" w:pos="142"/>
+        </w:tabs>
+        <w:ind w:left="720"/>
+      </w:pPr>
+      <w:r>
+        <w:t xml:space="preserve">        &lt;/plugins&gt;</w:t>
+      </w:r>
+    </w:p>
+    <w:p>
+      <w:pPr>
+        <w:tabs>
+          <w:tab w:val="left" w:pos="142"/>
+        </w:tabs>
+        <w:ind w:left="720"/>
+      </w:pPr>
+      <w:r>
+        <w:t xml:space="preserve">    &lt;/build&gt;</w:t>
+      </w:r>
+    </w:p>
+    <w:p>
+      <w:pPr>
+        <w:tabs>
+          <w:tab w:val="left" w:pos="142"/>
+        </w:tabs>
+        <w:ind w:left="720"/>
+      </w:pPr>
+      <w:r>
+        <w:t>&lt;/project&gt;</w:t>
+      </w:r>
     </w:p>
     <w:p>
       <w:pPr>
@@ -332,52 +597,123 @@
           <w:sz w:val="28"/>
           <w:szCs w:val="28"/>
         </w:rPr>
-        <w:t>Product.java</w:t>
-      </w:r>
-    </w:p>
-    <w:p>
-      <w:pPr>
-        <w:numPr>
-          <w:ilvl w:val="0"/>
-          <w:numId w:val="3"/>
-        </w:numPr>
-        <w:tabs>
-          <w:tab w:val="left" w:pos="142"/>
-        </w:tabs>
-      </w:pPr>
-    </w:p>
-    <w:p>
-      <w:pPr>
-        <w:numPr>
-          <w:ilvl w:val="0"/>
-          <w:numId w:val="3"/>
-        </w:numPr>
-        <w:tabs>
-          <w:tab w:val="left" w:pos="142"/>
-        </w:tabs>
-      </w:pPr>
-    </w:p>
-    <w:p>
-      <w:pPr>
-        <w:numPr>
-          <w:ilvl w:val="0"/>
-          <w:numId w:val="3"/>
-        </w:numPr>
-        <w:tabs>
-          <w:tab w:val="left" w:pos="142"/>
-        </w:tabs>
-      </w:pPr>
-    </w:p>
-    <w:p>
-      <w:pPr>
-        <w:numPr>
-          <w:ilvl w:val="0"/>
-          <w:numId w:val="3"/>
-        </w:numPr>
-        <w:tabs>
-          <w:tab w:val="left" w:pos="142"/>
-        </w:tabs>
-      </w:pPr>
+        <w:t>src/main/java/com/example/skill9/Skill9Application.java</w:t>
+      </w:r>
+    </w:p>
+    <w:p>
+      <w:pPr>
+        <w:tabs>
+          <w:tab w:val="left" w:pos="142"/>
+        </w:tabs>
+        <w:ind w:left="720"/>
+      </w:pPr>
+      <w:r>
+        <w:t>package com.example.skill9;</w:t>
+      </w:r>
+    </w:p>
+    <w:p>
+      <w:pPr>
+        <w:tabs>
+          <w:tab w:val="left" w:pos="142"/>
+        </w:tabs>
+        <w:ind w:left="720"/>
+      </w:pPr>
+    </w:p>
+    <w:p>
+      <w:pPr>
+        <w:tabs>
+          <w:tab w:val="left" w:pos="142"/>
+        </w:tabs>
+        <w:ind w:left="720"/>
+      </w:pPr>
+      <w:r>
+        <w:t>import org.springframework.boot.SpringApplication;</w:t>
+      </w:r>
+    </w:p>
+    <w:p>
+      <w:pPr>
+        <w:tabs>
+          <w:tab w:val="left" w:pos="142"/>
+        </w:tabs>
+        <w:ind w:left="720"/>
+      </w:pPr>
+      <w:r>
+        <w:t>import org.springframework.boot.autoconfigure.SpringBootApplication;</w:t>
+      </w:r>
+    </w:p>
+    <w:p>
+      <w:pPr>
+        <w:tabs>
+          <w:tab w:val="left" w:pos="142"/>
+        </w:tabs>
+        <w:ind w:left="720"/>
+      </w:pPr>
+    </w:p>
+    <w:p>
+      <w:pPr>
+        <w:tabs>
+          <w:tab w:val="left" w:pos="142"/>
+        </w:tabs>
+        <w:ind w:left="720"/>
+      </w:pPr>
+      <w:r>
+        <w:t>@SpringBootApplication</w:t>
+      </w:r>
+    </w:p>
+    <w:p>
+      <w:pPr>
+        <w:tabs>
+          <w:tab w:val="left" w:pos="142"/>
+        </w:tabs>
+        <w:ind w:left="720"/>
+      </w:pPr>
+      <w:r>
+        <w:t>public class Skill9Application {</w:t>
+      </w:r>
+    </w:p>
+    <w:p>
+      <w:pPr>
+        <w:tabs>
+          <w:tab w:val="left" w:pos="142"/>
+        </w:tabs>
+        <w:ind w:left="720"/>
+      </w:pPr>
+      <w:r>
+        <w:t xml:space="preserve">    public static void main(String[] args) {</w:t>
+      </w:r>
+    </w:p>
+    <w:p>
+      <w:pPr>
+        <w:tabs>
+          <w:tab w:val="left" w:pos="142"/>
+        </w:tabs>
+        <w:ind w:left="720"/>
+      </w:pPr>
+      <w:r>
+        <w:t xml:space="preserve">        SpringApplication.run(Skill9Application.class, args);</w:t>
+      </w:r>
+    </w:p>
+    <w:p>
+      <w:pPr>
+        <w:tabs>
+          <w:tab w:val="left" w:pos="142"/>
+        </w:tabs>
+        <w:ind w:left="720"/>
+      </w:pPr>
+      <w:r>
+        <w:t xml:space="preserve">    }</w:t>
+      </w:r>
+    </w:p>
+    <w:p>
+      <w:pPr>
+        <w:tabs>
+          <w:tab w:val="left" w:pos="142"/>
+        </w:tabs>
+        <w:ind w:left="720"/>
+      </w:pPr>
+      <w:r>
+        <w:t>}</w:t>
+      </w:r>
     </w:p>
     <w:p>
       <w:pPr>
@@ -397,52 +733,123 @@
           <w:sz w:val="28"/>
           <w:szCs w:val="28"/>
         </w:rPr>
-        <w:t>ProductHqlDemo.java</w:t>
-      </w:r>
-    </w:p>
-    <w:p>
-      <w:pPr>
-        <w:numPr>
-          <w:ilvl w:val="0"/>
-          <w:numId w:val="4"/>
-        </w:numPr>
-        <w:tabs>
-          <w:tab w:val="left" w:pos="142"/>
-        </w:tabs>
-      </w:pPr>
-    </w:p>
-    <w:p>
-      <w:pPr>
-        <w:numPr>
-          <w:ilvl w:val="0"/>
-          <w:numId w:val="4"/>
-        </w:numPr>
-        <w:tabs>
-          <w:tab w:val="left" w:pos="142"/>
-        </w:tabs>
-      </w:pPr>
-    </w:p>
-    <w:p>
-      <w:pPr>
-        <w:numPr>
-          <w:ilvl w:val="0"/>
-          <w:numId w:val="4"/>
-        </w:numPr>
-        <w:tabs>
-          <w:tab w:val="left" w:pos="142"/>
-        </w:tabs>
-      </w:pPr>
-    </w:p>
-    <w:p>
-      <w:pPr>
-        <w:numPr>
-          <w:ilvl w:val="0"/>
-          <w:numId w:val="4"/>
-        </w:numPr>
-        <w:tabs>
-          <w:tab w:val="left" w:pos="142"/>
-        </w:tabs>
-      </w:pPr>
+        <w:t>src/main/java/com/example/skill9/model/Student.java</w:t>
+      </w:r>
+    </w:p>
+    <w:p>
+      <w:pPr>
+        <w:tabs>
+          <w:tab w:val="left" w:pos="142"/>
+        </w:tabs>
+        <w:ind w:left="720"/>
+      </w:pPr>
+      <w:r>
+        <w:t>package com.example.skill9.model;</w:t>
+      </w:r>
+    </w:p>
+    <w:p>
+      <w:pPr>
+        <w:tabs>
+          <w:tab w:val="left" w:pos="142"/>
+        </w:tabs>
+        <w:ind w:left="720"/>
+      </w:pPr>
+    </w:p>
+    <w:p>
+      <w:pPr>
+        <w:tabs>
+          <w:tab w:val="left" w:pos="142"/>
+        </w:tabs>
+        <w:ind w:left="720"/>
+      </w:pPr>
+      <w:r>
+        <w:t>public class Student {</w:t>
+      </w:r>
+    </w:p>
+    <w:p>
+      <w:pPr>
+        <w:tabs>
+          <w:tab w:val="left" w:pos="142"/>
+        </w:tabs>
+        <w:ind w:left="720"/>
+      </w:pPr>
+      <w:r>
+        <w:t xml:space="preserve">    private Long id;</w:t>
+      </w:r>
+    </w:p>
+    <w:p>
+      <w:pPr>
+        <w:tabs>
+          <w:tab w:val="left" w:pos="142"/>
+        </w:tabs>
+        <w:ind w:left="720"/>
+      </w:pPr>
+      <w:r>
+        <w:t xml:space="preserve">    private String name;</w:t>
+      </w:r>
+    </w:p>
+    <w:p>
+      <w:pPr>
+        <w:tabs>
+          <w:tab w:val="left" w:pos="142"/>
+        </w:tabs>
+        <w:ind w:left="720"/>
+      </w:pPr>
+      <w:r>
+        <w:t xml:space="preserve">    private String gender;</w:t>
+      </w:r>
+    </w:p>
+    <w:p>
+      <w:pPr>
+        <w:tabs>
+          <w:tab w:val="left" w:pos="142"/>
+        </w:tabs>
+        <w:ind w:left="720"/>
+      </w:pPr>
+      <w:r>
+        <w:t xml:space="preserve">    private String email;</w:t>
+      </w:r>
+    </w:p>
+    <w:p>
+      <w:pPr>
+        <w:tabs>
+          <w:tab w:val="left" w:pos="142"/>
+        </w:tabs>
+        <w:ind w:left="720"/>
+      </w:pPr>
+    </w:p>
+    <w:p>
+      <w:pPr>
+        <w:tabs>
+          <w:tab w:val="left" w:pos="142"/>
+        </w:tabs>
+        <w:ind w:left="720"/>
+      </w:pPr>
+      <w:r>
+        <w:t xml:space="preserve">    // Getters and setters</w:t>
+      </w:r>
+    </w:p>
+    <w:p>
+      <w:pPr>
+        <w:tabs>
+          <w:tab w:val="left" w:pos="142"/>
+        </w:tabs>
+        <w:ind w:left="720"/>
+      </w:pPr>
+      <w:r>
+        <w:t xml:space="preserve">    // Constructor(s)</w:t>
+      </w:r>
+    </w:p>
+    <w:p>
+      <w:pPr>
+        <w:tabs>
+          <w:tab w:val="left" w:pos="142"/>
+        </w:tabs>
+        <w:ind w:left="720"/>
+      </w:pPr>
+      <w:r>
+        <w:t>}</w:t>
+      </w:r>
     </w:p>
     <w:p>
       <w:pPr>
@@ -462,52 +869,1437 @@
           <w:sz w:val="28"/>
           <w:szCs w:val="28"/>
         </w:rPr>
-        <w:t>hibernate.cfg.xml</w:t>
-      </w:r>
-    </w:p>
-    <w:p>
-      <w:pPr>
-        <w:numPr>
-          <w:ilvl w:val="0"/>
-          <w:numId w:val="5"/>
-        </w:numPr>
-        <w:tabs>
-          <w:tab w:val="left" w:pos="142"/>
-        </w:tabs>
-      </w:pPr>
-    </w:p>
-    <w:p>
-      <w:pPr>
-        <w:numPr>
-          <w:ilvl w:val="0"/>
-          <w:numId w:val="5"/>
-        </w:numPr>
-        <w:tabs>
-          <w:tab w:val="left" w:pos="142"/>
-        </w:tabs>
-      </w:pPr>
-    </w:p>
-    <w:p>
-      <w:pPr>
-        <w:numPr>
-          <w:ilvl w:val="0"/>
-          <w:numId w:val="5"/>
-        </w:numPr>
-        <w:tabs>
-          <w:tab w:val="left" w:pos="142"/>
-        </w:tabs>
-      </w:pPr>
-    </w:p>
-    <w:p>
-      <w:pPr>
-        <w:numPr>
-          <w:ilvl w:val="0"/>
-          <w:numId w:val="5"/>
-        </w:numPr>
-        <w:tabs>
-          <w:tab w:val="left" w:pos="142"/>
-        </w:tabs>
-      </w:pPr>
+        <w:t>src/main/java/com/example/skill9/service/StudentService.java</w:t>
+      </w:r>
+    </w:p>
+    <w:p>
+      <w:pPr>
+        <w:tabs>
+          <w:tab w:val="left" w:pos="142"/>
+        </w:tabs>
+        <w:ind w:left="720"/>
+      </w:pPr>
+      <w:r>
+        <w:t>package com.example.skill9.service;</w:t>
+      </w:r>
+    </w:p>
+    <w:p>
+      <w:pPr>
+        <w:tabs>
+          <w:tab w:val="left" w:pos="142"/>
+        </w:tabs>
+        <w:ind w:left="720"/>
+      </w:pPr>
+    </w:p>
+    <w:p>
+      <w:pPr>
+        <w:tabs>
+          <w:tab w:val="left" w:pos="142"/>
+        </w:tabs>
+        <w:ind w:left="720"/>
+      </w:pPr>
+      <w:r>
+        <w:t>import com.example.skill9.model.Student;</w:t>
+      </w:r>
+    </w:p>
+    <w:p>
+      <w:pPr>
+        <w:tabs>
+          <w:tab w:val="left" w:pos="142"/>
+        </w:tabs>
+        <w:ind w:left="720"/>
+      </w:pPr>
+      <w:r>
+        <w:t>import org.springframework.stereotype.Service;</w:t>
+      </w:r>
+    </w:p>
+    <w:p>
+      <w:pPr>
+        <w:tabs>
+          <w:tab w:val="left" w:pos="142"/>
+        </w:tabs>
+        <w:ind w:left="720"/>
+      </w:pPr>
+      <w:r>
+        <w:t>import java.util.*;</w:t>
+      </w:r>
+    </w:p>
+    <w:p>
+      <w:pPr>
+        <w:tabs>
+          <w:tab w:val="left" w:pos="142"/>
+        </w:tabs>
+        <w:ind w:left="720"/>
+      </w:pPr>
+    </w:p>
+    <w:p>
+      <w:pPr>
+        <w:tabs>
+          <w:tab w:val="left" w:pos="142"/>
+        </w:tabs>
+        <w:ind w:left="720"/>
+      </w:pPr>
+      <w:r>
+        <w:t>@Service</w:t>
+      </w:r>
+    </w:p>
+    <w:p>
+      <w:pPr>
+        <w:tabs>
+          <w:tab w:val="left" w:pos="142"/>
+        </w:tabs>
+        <w:ind w:left="720"/>
+      </w:pPr>
+      <w:r>
+        <w:t>public class StudentService {</w:t>
+      </w:r>
+    </w:p>
+    <w:p>
+      <w:pPr>
+        <w:tabs>
+          <w:tab w:val="left" w:pos="142"/>
+        </w:tabs>
+        <w:ind w:left="720"/>
+      </w:pPr>
+      <w:r>
+        <w:t xml:space="preserve">    private final Map&lt;Long, Student&gt; students = new HashMap&lt;&gt;();</w:t>
+      </w:r>
+    </w:p>
+    <w:p>
+      <w:pPr>
+        <w:tabs>
+          <w:tab w:val="left" w:pos="142"/>
+        </w:tabs>
+        <w:ind w:left="720"/>
+      </w:pPr>
+      <w:r>
+        <w:t xml:space="preserve">    private Long nextId = 1L;</w:t>
+      </w:r>
+    </w:p>
+    <w:p>
+      <w:pPr>
+        <w:tabs>
+          <w:tab w:val="left" w:pos="142"/>
+        </w:tabs>
+        <w:ind w:left="720"/>
+      </w:pPr>
+    </w:p>
+    <w:p>
+      <w:pPr>
+        <w:tabs>
+          <w:tab w:val="left" w:pos="142"/>
+        </w:tabs>
+        <w:ind w:left="720"/>
+      </w:pPr>
+      <w:r>
+        <w:t xml:space="preserve">    public List&lt;Student&gt; getAll() {</w:t>
+      </w:r>
+    </w:p>
+    <w:p>
+      <w:pPr>
+        <w:tabs>
+          <w:tab w:val="left" w:pos="142"/>
+        </w:tabs>
+        <w:ind w:left="720"/>
+      </w:pPr>
+      <w:r>
+        <w:t xml:space="preserve">        return new ArrayList&lt;&gt;(students.values());</w:t>
+      </w:r>
+    </w:p>
+    <w:p>
+      <w:pPr>
+        <w:tabs>
+          <w:tab w:val="left" w:pos="142"/>
+        </w:tabs>
+        <w:ind w:left="720"/>
+      </w:pPr>
+      <w:r>
+        <w:t xml:space="preserve">    }</w:t>
+      </w:r>
+    </w:p>
+    <w:p>
+      <w:pPr>
+        <w:tabs>
+          <w:tab w:val="left" w:pos="142"/>
+        </w:tabs>
+        <w:ind w:left="720"/>
+      </w:pPr>
+    </w:p>
+    <w:p>
+      <w:pPr>
+        <w:tabs>
+          <w:tab w:val="left" w:pos="142"/>
+        </w:tabs>
+        <w:ind w:left="720"/>
+      </w:pPr>
+      <w:r>
+        <w:t xml:space="preserve">    public Student getById(Long id) {</w:t>
+      </w:r>
+    </w:p>
+    <w:p>
+      <w:pPr>
+        <w:tabs>
+          <w:tab w:val="left" w:pos="142"/>
+        </w:tabs>
+        <w:ind w:left="720"/>
+      </w:pPr>
+      <w:r>
+        <w:t xml:space="preserve">        return students.get(id);</w:t>
+      </w:r>
+    </w:p>
+    <w:p>
+      <w:pPr>
+        <w:tabs>
+          <w:tab w:val="left" w:pos="142"/>
+        </w:tabs>
+        <w:ind w:left="720"/>
+      </w:pPr>
+      <w:r>
+        <w:t xml:space="preserve">    }</w:t>
+      </w:r>
+    </w:p>
+    <w:p>
+      <w:pPr>
+        <w:tabs>
+          <w:tab w:val="left" w:pos="142"/>
+        </w:tabs>
+        <w:ind w:left="720"/>
+      </w:pPr>
+    </w:p>
+    <w:p>
+      <w:pPr>
+        <w:tabs>
+          <w:tab w:val="left" w:pos="142"/>
+        </w:tabs>
+        <w:ind w:left="720"/>
+      </w:pPr>
+      <w:r>
+        <w:t xml:space="preserve">    public Student add(Student student) {</w:t>
+      </w:r>
+    </w:p>
+    <w:p>
+      <w:pPr>
+        <w:tabs>
+          <w:tab w:val="left" w:pos="142"/>
+        </w:tabs>
+        <w:ind w:left="720"/>
+      </w:pPr>
+      <w:r>
+        <w:t xml:space="preserve">        student.setId(nextId++);</w:t>
+      </w:r>
+    </w:p>
+    <w:p>
+      <w:pPr>
+        <w:tabs>
+          <w:tab w:val="left" w:pos="142"/>
+        </w:tabs>
+        <w:ind w:left="720"/>
+      </w:pPr>
+      <w:r>
+        <w:t xml:space="preserve">        students.put(student.getId(), student);</w:t>
+      </w:r>
+    </w:p>
+    <w:p>
+      <w:pPr>
+        <w:tabs>
+          <w:tab w:val="left" w:pos="142"/>
+        </w:tabs>
+        <w:ind w:left="720"/>
+      </w:pPr>
+      <w:r>
+        <w:t xml:space="preserve">        return student;</w:t>
+      </w:r>
+    </w:p>
+    <w:p>
+      <w:pPr>
+        <w:tabs>
+          <w:tab w:val="left" w:pos="142"/>
+        </w:tabs>
+        <w:ind w:left="720"/>
+      </w:pPr>
+      <w:r>
+        <w:t xml:space="preserve">    }</w:t>
+      </w:r>
+    </w:p>
+    <w:p>
+      <w:pPr>
+        <w:tabs>
+          <w:tab w:val="left" w:pos="142"/>
+        </w:tabs>
+        <w:ind w:left="720"/>
+      </w:pPr>
+    </w:p>
+    <w:p>
+      <w:pPr>
+        <w:tabs>
+          <w:tab w:val="left" w:pos="142"/>
+        </w:tabs>
+        <w:ind w:left="720"/>
+      </w:pPr>
+      <w:r>
+        <w:t xml:space="preserve">    public Student update(Long id, Student student) {</w:t>
+      </w:r>
+    </w:p>
+    <w:p>
+      <w:pPr>
+        <w:tabs>
+          <w:tab w:val="left" w:pos="142"/>
+        </w:tabs>
+        <w:ind w:left="720"/>
+      </w:pPr>
+      <w:r>
+        <w:t xml:space="preserve">        student.setId(id);</w:t>
+      </w:r>
+    </w:p>
+    <w:p>
+      <w:pPr>
+        <w:tabs>
+          <w:tab w:val="left" w:pos="142"/>
+        </w:tabs>
+        <w:ind w:left="720"/>
+      </w:pPr>
+      <w:r>
+        <w:t xml:space="preserve">        students.put(id, student);</w:t>
+      </w:r>
+    </w:p>
+    <w:p>
+      <w:pPr>
+        <w:tabs>
+          <w:tab w:val="left" w:pos="142"/>
+        </w:tabs>
+        <w:ind w:left="720"/>
+      </w:pPr>
+      <w:r>
+        <w:lastRenderedPageBreak/>
+        <w:t xml:space="preserve">        return student;</w:t>
+      </w:r>
+    </w:p>
+    <w:p>
+      <w:pPr>
+        <w:tabs>
+          <w:tab w:val="left" w:pos="142"/>
+        </w:tabs>
+        <w:ind w:left="720"/>
+      </w:pPr>
+      <w:r>
+        <w:t xml:space="preserve">    }</w:t>
+      </w:r>
+    </w:p>
+    <w:p>
+      <w:pPr>
+        <w:tabs>
+          <w:tab w:val="left" w:pos="142"/>
+        </w:tabs>
+        <w:ind w:left="720"/>
+      </w:pPr>
+    </w:p>
+    <w:p>
+      <w:pPr>
+        <w:tabs>
+          <w:tab w:val="left" w:pos="142"/>
+        </w:tabs>
+        <w:ind w:left="720"/>
+      </w:pPr>
+      <w:r>
+        <w:t xml:space="preserve">    public void delete(Long id) {</w:t>
+      </w:r>
+    </w:p>
+    <w:p>
+      <w:pPr>
+        <w:tabs>
+          <w:tab w:val="left" w:pos="142"/>
+        </w:tabs>
+        <w:ind w:left="720"/>
+      </w:pPr>
+      <w:r>
+        <w:t xml:space="preserve">        students.remove(id);</w:t>
+      </w:r>
+    </w:p>
+    <w:p>
+      <w:pPr>
+        <w:tabs>
+          <w:tab w:val="left" w:pos="142"/>
+        </w:tabs>
+        <w:ind w:left="720"/>
+      </w:pPr>
+      <w:r>
+        <w:t xml:space="preserve">    }</w:t>
+      </w:r>
+    </w:p>
+    <w:p>
+      <w:pPr>
+        <w:tabs>
+          <w:tab w:val="left" w:pos="142"/>
+        </w:tabs>
+        <w:ind w:left="720"/>
+      </w:pPr>
+      <w:r>
+        <w:t>}</w:t>
+      </w:r>
+    </w:p>
+    <w:p>
+      <w:pPr>
+        <w:tabs>
+          <w:tab w:val="left" w:pos="142"/>
+        </w:tabs>
+        <w:rPr>
+          <w:b/>
+          <w:bCs/>
+          <w:sz w:val="32"/>
+          <w:szCs w:val="32"/>
+        </w:rPr>
+      </w:pPr>
+      <w:r>
+        <w:rPr>
+          <w:b/>
+          <w:bCs/>
+          <w:sz w:val="32"/>
+          <w:szCs w:val="32"/>
+        </w:rPr>
+        <w:t>src/main/java/com/example/skill9/controller/StudentController.java</w:t>
+      </w:r>
+    </w:p>
+    <w:p>
+      <w:pPr>
+        <w:tabs>
+          <w:tab w:val="left" w:pos="142"/>
+        </w:tabs>
+        <w:ind w:left="720"/>
+      </w:pPr>
+      <w:r>
+        <w:t>package com.example.skill9.controller;</w:t>
+      </w:r>
+    </w:p>
+    <w:p>
+      <w:pPr>
+        <w:tabs>
+          <w:tab w:val="left" w:pos="142"/>
+        </w:tabs>
+        <w:ind w:left="720"/>
+      </w:pPr>
+    </w:p>
+    <w:p>
+      <w:pPr>
+        <w:tabs>
+          <w:tab w:val="left" w:pos="142"/>
+        </w:tabs>
+        <w:ind w:left="720"/>
+      </w:pPr>
+      <w:r>
+        <w:t>import com.example.skill9.model.Student;</w:t>
+      </w:r>
+    </w:p>
+    <w:p>
+      <w:pPr>
+        <w:tabs>
+          <w:tab w:val="left" w:pos="142"/>
+        </w:tabs>
+        <w:ind w:left="720"/>
+      </w:pPr>
+      <w:r>
+        <w:t>import com.example.skill9.service.StudentService;</w:t>
+      </w:r>
+    </w:p>
+    <w:p>
+      <w:pPr>
+        <w:tabs>
+          <w:tab w:val="left" w:pos="142"/>
+        </w:tabs>
+        <w:ind w:left="720"/>
+      </w:pPr>
+      <w:r>
+        <w:t>import org.springframework.web.bind.annotation.*;</w:t>
+      </w:r>
+    </w:p>
+    <w:p>
+      <w:pPr>
+        <w:tabs>
+          <w:tab w:val="left" w:pos="142"/>
+        </w:tabs>
+        <w:ind w:left="720"/>
+      </w:pPr>
+    </w:p>
+    <w:p>
+      <w:pPr>
+        <w:tabs>
+          <w:tab w:val="left" w:pos="142"/>
+        </w:tabs>
+        <w:ind w:left="720"/>
+      </w:pPr>
+      <w:r>
+        <w:t>import java.util.List;</w:t>
+      </w:r>
+    </w:p>
+    <w:p>
+      <w:pPr>
+        <w:tabs>
+          <w:tab w:val="left" w:pos="142"/>
+        </w:tabs>
+        <w:ind w:left="720"/>
+      </w:pPr>
+    </w:p>
+    <w:p>
+      <w:pPr>
+        <w:tabs>
+          <w:tab w:val="left" w:pos="142"/>
+        </w:tabs>
+        <w:ind w:left="720"/>
+      </w:pPr>
+      <w:r>
+        <w:t>@RestController</w:t>
+      </w:r>
+    </w:p>
+    <w:p>
+      <w:pPr>
+        <w:tabs>
+          <w:tab w:val="left" w:pos="142"/>
+        </w:tabs>
+        <w:ind w:left="720"/>
+      </w:pPr>
+      <w:r>
+        <w:t>@RequestMapping("/students")</w:t>
+      </w:r>
+    </w:p>
+    <w:p>
+      <w:pPr>
+        <w:tabs>
+          <w:tab w:val="left" w:pos="142"/>
+        </w:tabs>
+        <w:ind w:left="720"/>
+      </w:pPr>
+      <w:r>
+        <w:t>public class StudentController {</w:t>
+      </w:r>
+    </w:p>
+    <w:p>
+      <w:pPr>
+        <w:tabs>
+          <w:tab w:val="left" w:pos="142"/>
+        </w:tabs>
+        <w:ind w:left="720"/>
+      </w:pPr>
+      <w:r>
+        <w:t xml:space="preserve">    private final StudentService service;</w:t>
+      </w:r>
+    </w:p>
+    <w:p>
+      <w:pPr>
+        <w:tabs>
+          <w:tab w:val="left" w:pos="142"/>
+        </w:tabs>
+        <w:ind w:left="720"/>
+      </w:pPr>
+    </w:p>
+    <w:p>
+      <w:pPr>
+        <w:tabs>
+          <w:tab w:val="left" w:pos="142"/>
+        </w:tabs>
+        <w:ind w:left="720"/>
+      </w:pPr>
+      <w:r>
+        <w:t xml:space="preserve">    public StudentController(StudentService service) {</w:t>
+      </w:r>
+    </w:p>
+    <w:p>
+      <w:pPr>
+        <w:tabs>
+          <w:tab w:val="left" w:pos="142"/>
+        </w:tabs>
+        <w:ind w:left="720"/>
+      </w:pPr>
+      <w:r>
+        <w:t xml:space="preserve">        this.service = service;</w:t>
+      </w:r>
+    </w:p>
+    <w:p>
+      <w:pPr>
+        <w:tabs>
+          <w:tab w:val="left" w:pos="142"/>
+        </w:tabs>
+        <w:ind w:left="720"/>
+      </w:pPr>
+      <w:r>
+        <w:t xml:space="preserve">    }</w:t>
+      </w:r>
+    </w:p>
+    <w:p>
+      <w:pPr>
+        <w:tabs>
+          <w:tab w:val="left" w:pos="142"/>
+        </w:tabs>
+        <w:ind w:left="720"/>
+      </w:pPr>
+    </w:p>
+    <w:p>
+      <w:pPr>
+        <w:tabs>
+          <w:tab w:val="left" w:pos="142"/>
+        </w:tabs>
+        <w:ind w:left="720"/>
+      </w:pPr>
+      <w:r>
+        <w:t xml:space="preserve">    @GetMapping</w:t>
+      </w:r>
+    </w:p>
+    <w:p>
+      <w:pPr>
+        <w:tabs>
+          <w:tab w:val="left" w:pos="142"/>
+        </w:tabs>
+        <w:ind w:left="720"/>
+      </w:pPr>
+      <w:r>
+        <w:t xml:space="preserve">    public List&lt;Student&gt; getAll() {</w:t>
+      </w:r>
+    </w:p>
+    <w:p>
+      <w:pPr>
+        <w:tabs>
+          <w:tab w:val="left" w:pos="142"/>
+        </w:tabs>
+        <w:ind w:left="720"/>
+      </w:pPr>
+      <w:r>
+        <w:t xml:space="preserve">        return service.getAll();</w:t>
+      </w:r>
+    </w:p>
+    <w:p>
+      <w:pPr>
+        <w:tabs>
+          <w:tab w:val="left" w:pos="142"/>
+        </w:tabs>
+        <w:ind w:left="720"/>
+      </w:pPr>
+      <w:r>
+        <w:t xml:space="preserve">    }</w:t>
+      </w:r>
+    </w:p>
+    <w:p>
+      <w:pPr>
+        <w:tabs>
+          <w:tab w:val="left" w:pos="142"/>
+        </w:tabs>
+        <w:ind w:left="720"/>
+      </w:pPr>
+    </w:p>
+    <w:p>
+      <w:pPr>
+        <w:tabs>
+          <w:tab w:val="left" w:pos="142"/>
+        </w:tabs>
+        <w:ind w:left="720"/>
+      </w:pPr>
+      <w:r>
+        <w:t xml:space="preserve">    @GetMapping("/{id}")</w:t>
+      </w:r>
+    </w:p>
+    <w:p>
+      <w:pPr>
+        <w:tabs>
+          <w:tab w:val="left" w:pos="142"/>
+        </w:tabs>
+        <w:ind w:left="720"/>
+      </w:pPr>
+      <w:r>
+        <w:t xml:space="preserve">    public Student getById(@PathVariable Long id) {</w:t>
+      </w:r>
+    </w:p>
+    <w:p>
+      <w:pPr>
+        <w:tabs>
+          <w:tab w:val="left" w:pos="142"/>
+        </w:tabs>
+        <w:ind w:left="720"/>
+      </w:pPr>
+      <w:r>
+        <w:t xml:space="preserve">        return service.getById(id);</w:t>
+      </w:r>
+    </w:p>
+    <w:p>
+      <w:pPr>
+        <w:tabs>
+          <w:tab w:val="left" w:pos="142"/>
+        </w:tabs>
+        <w:ind w:left="720"/>
+      </w:pPr>
+      <w:r>
+        <w:lastRenderedPageBreak/>
+        <w:t xml:space="preserve">    }</w:t>
+      </w:r>
+    </w:p>
+    <w:p>
+      <w:pPr>
+        <w:tabs>
+          <w:tab w:val="left" w:pos="142"/>
+        </w:tabs>
+        <w:ind w:left="720"/>
+      </w:pPr>
+    </w:p>
+    <w:p>
+      <w:pPr>
+        <w:tabs>
+          <w:tab w:val="left" w:pos="142"/>
+        </w:tabs>
+        <w:ind w:left="720"/>
+      </w:pPr>
+      <w:r>
+        <w:t xml:space="preserve">    @PostMapping</w:t>
+      </w:r>
+    </w:p>
+    <w:p>
+      <w:pPr>
+        <w:tabs>
+          <w:tab w:val="left" w:pos="142"/>
+        </w:tabs>
+        <w:ind w:left="720"/>
+      </w:pPr>
+      <w:r>
+        <w:t xml:space="preserve">    public Student add(@RequestBody Student student) {</w:t>
+      </w:r>
+    </w:p>
+    <w:p>
+      <w:pPr>
+        <w:tabs>
+          <w:tab w:val="left" w:pos="142"/>
+        </w:tabs>
+        <w:ind w:left="720"/>
+      </w:pPr>
+      <w:r>
+        <w:t xml:space="preserve">        return service.add(student);</w:t>
+      </w:r>
+    </w:p>
+    <w:p>
+      <w:pPr>
+        <w:tabs>
+          <w:tab w:val="left" w:pos="142"/>
+        </w:tabs>
+        <w:ind w:left="720"/>
+      </w:pPr>
+      <w:r>
+        <w:t xml:space="preserve">    }</w:t>
+      </w:r>
+    </w:p>
+    <w:p>
+      <w:pPr>
+        <w:tabs>
+          <w:tab w:val="left" w:pos="142"/>
+        </w:tabs>
+        <w:ind w:left="720"/>
+      </w:pPr>
+    </w:p>
+    <w:p>
+      <w:pPr>
+        <w:tabs>
+          <w:tab w:val="left" w:pos="142"/>
+        </w:tabs>
+        <w:ind w:left="720"/>
+      </w:pPr>
+      <w:r>
+        <w:t xml:space="preserve">    @PutMapping("/{id}")</w:t>
+      </w:r>
+    </w:p>
+    <w:p>
+      <w:pPr>
+        <w:tabs>
+          <w:tab w:val="left" w:pos="142"/>
+        </w:tabs>
+        <w:ind w:left="720"/>
+      </w:pPr>
+      <w:r>
+        <w:t xml:space="preserve">    public Student update(@PathVariable Long id, @RequestBody Student student) {</w:t>
+      </w:r>
+    </w:p>
+    <w:p>
+      <w:pPr>
+        <w:tabs>
+          <w:tab w:val="left" w:pos="142"/>
+        </w:tabs>
+        <w:ind w:left="720"/>
+      </w:pPr>
+      <w:r>
+        <w:t xml:space="preserve">        return service.update(id, student);</w:t>
+      </w:r>
+    </w:p>
+    <w:p>
+      <w:pPr>
+        <w:tabs>
+          <w:tab w:val="left" w:pos="142"/>
+        </w:tabs>
+        <w:ind w:left="720"/>
+      </w:pPr>
+      <w:r>
+        <w:t xml:space="preserve">    }</w:t>
+      </w:r>
+    </w:p>
+    <w:p>
+      <w:pPr>
+        <w:tabs>
+          <w:tab w:val="left" w:pos="142"/>
+        </w:tabs>
+        <w:ind w:left="720"/>
+      </w:pPr>
+    </w:p>
+    <w:p>
+      <w:pPr>
+        <w:tabs>
+          <w:tab w:val="left" w:pos="142"/>
+        </w:tabs>
+        <w:ind w:left="720"/>
+      </w:pPr>
+      <w:r>
+        <w:t xml:space="preserve">    @DeleteMapping("/{id}")</w:t>
+      </w:r>
+    </w:p>
+    <w:p>
+      <w:pPr>
+        <w:tabs>
+          <w:tab w:val="left" w:pos="142"/>
+        </w:tabs>
+        <w:ind w:left="720"/>
+      </w:pPr>
+      <w:r>
+        <w:t xml:space="preserve">    public void delete(@PathVariable Long id) {</w:t>
+      </w:r>
+    </w:p>
+    <w:p>
+      <w:pPr>
+        <w:tabs>
+          <w:tab w:val="left" w:pos="142"/>
+        </w:tabs>
+        <w:ind w:left="720"/>
+      </w:pPr>
+      <w:r>
+        <w:t xml:space="preserve">        service.delete(id);</w:t>
+      </w:r>
+    </w:p>
+    <w:p>
+      <w:pPr>
+        <w:tabs>
+          <w:tab w:val="left" w:pos="142"/>
+        </w:tabs>
+        <w:ind w:left="720"/>
+      </w:pPr>
+      <w:r>
+        <w:t xml:space="preserve">    }</w:t>
+      </w:r>
+    </w:p>
+    <w:p>
+      <w:pPr>
+        <w:tabs>
+          <w:tab w:val="left" w:pos="142"/>
+        </w:tabs>
+        <w:ind w:left="720"/>
+      </w:pPr>
+      <w:r>
+        <w:t>}</w:t>
+      </w:r>
+    </w:p>
+    <w:p>
+      <w:pPr>
+        <w:tabs>
+          <w:tab w:val="left" w:pos="142"/>
+        </w:tabs>
+        <w:rPr>
+          <w:b/>
+          <w:bCs/>
+          <w:sz w:val="32"/>
+          <w:szCs w:val="32"/>
+        </w:rPr>
+      </w:pPr>
+      <w:r>
+        <w:rPr>
+          <w:b/>
+          <w:bCs/>
+          <w:sz w:val="32"/>
+          <w:szCs w:val="32"/>
+        </w:rPr>
+        <w:t>src/main/java/com/example/skill9/exception/StudentNotFoundException.java</w:t>
+      </w:r>
+    </w:p>
+    <w:p>
+      <w:pPr>
+        <w:tabs>
+          <w:tab w:val="left" w:pos="142"/>
+        </w:tabs>
+        <w:rPr>
+          <w:sz w:val="24"/>
+          <w:szCs w:val="24"/>
+        </w:rPr>
+      </w:pPr>
+      <w:r>
+        <w:rPr>
+          <w:sz w:val="24"/>
+          <w:szCs w:val="24"/>
+        </w:rPr>
+        <w:t>package com.example.skill9.exception;</w:t>
+      </w:r>
+    </w:p>
+    <w:p>
+      <w:pPr>
+        <w:tabs>
+          <w:tab w:val="left" w:pos="142"/>
+        </w:tabs>
+        <w:rPr>
+          <w:sz w:val="24"/>
+          <w:szCs w:val="24"/>
+        </w:rPr>
+      </w:pPr>
+    </w:p>
+    <w:p>
+      <w:pPr>
+        <w:tabs>
+          <w:tab w:val="left" w:pos="142"/>
+        </w:tabs>
+        <w:rPr>
+          <w:sz w:val="24"/>
+          <w:szCs w:val="24"/>
+        </w:rPr>
+      </w:pPr>
+      <w:r>
+        <w:rPr>
+          <w:sz w:val="24"/>
+          <w:szCs w:val="24"/>
+        </w:rPr>
+        <w:t>public class StudentNotFoundException extends RuntimeException {</w:t>
+      </w:r>
+    </w:p>
+    <w:p>
+      <w:pPr>
+        <w:tabs>
+          <w:tab w:val="left" w:pos="142"/>
+        </w:tabs>
+        <w:rPr>
+          <w:sz w:val="24"/>
+          <w:szCs w:val="24"/>
+        </w:rPr>
+      </w:pPr>
+      <w:r>
+        <w:rPr>
+          <w:sz w:val="24"/>
+          <w:szCs w:val="24"/>
+        </w:rPr>
+        <w:t xml:space="preserve">    public StudentNotFoundException(String message) {</w:t>
+      </w:r>
+    </w:p>
+    <w:p>
+      <w:pPr>
+        <w:tabs>
+          <w:tab w:val="left" w:pos="142"/>
+        </w:tabs>
+        <w:rPr>
+          <w:sz w:val="24"/>
+          <w:szCs w:val="24"/>
+        </w:rPr>
+      </w:pPr>
+      <w:r>
+        <w:rPr>
+          <w:sz w:val="24"/>
+          <w:szCs w:val="24"/>
+        </w:rPr>
+        <w:t xml:space="preserve">        super(message);</w:t>
+      </w:r>
+    </w:p>
+    <w:p>
+      <w:pPr>
+        <w:tabs>
+          <w:tab w:val="left" w:pos="142"/>
+        </w:tabs>
+        <w:rPr>
+          <w:sz w:val="24"/>
+          <w:szCs w:val="24"/>
+        </w:rPr>
+      </w:pPr>
+      <w:r>
+        <w:rPr>
+          <w:sz w:val="24"/>
+          <w:szCs w:val="24"/>
+        </w:rPr>
+        <w:t xml:space="preserve">    }</w:t>
+      </w:r>
+    </w:p>
+    <w:p>
+      <w:pPr>
+        <w:tabs>
+          <w:tab w:val="left" w:pos="142"/>
+        </w:tabs>
+        <w:rPr>
+          <w:sz w:val="24"/>
+          <w:szCs w:val="24"/>
+        </w:rPr>
+      </w:pPr>
+      <w:r>
+        <w:rPr>
+          <w:sz w:val="24"/>
+          <w:szCs w:val="24"/>
+        </w:rPr>
+        <w:t>}</w:t>
+      </w:r>
+    </w:p>
+    <w:p>
+      <w:pPr>
+        <w:tabs>
+          <w:tab w:val="left" w:pos="142"/>
+        </w:tabs>
+        <w:rPr>
+          <w:b/>
+          <w:bCs/>
+          <w:sz w:val="32"/>
+          <w:szCs w:val="32"/>
+        </w:rPr>
+      </w:pPr>
+      <w:r>
+        <w:rPr>
+          <w:b/>
+          <w:bCs/>
+          <w:sz w:val="32"/>
+          <w:szCs w:val="32"/>
+        </w:rPr>
+        <w:t>src/main/java/com/example/skill9/exception/InvalidInputException.java</w:t>
+      </w:r>
+    </w:p>
+    <w:p>
+      <w:pPr>
+        <w:tabs>
+          <w:tab w:val="left" w:pos="142"/>
+        </w:tabs>
+        <w:rPr>
+          <w:sz w:val="24"/>
+          <w:szCs w:val="24"/>
+        </w:rPr>
+      </w:pPr>
+      <w:r>
+        <w:rPr>
+          <w:sz w:val="24"/>
+          <w:szCs w:val="24"/>
+        </w:rPr>
+        <w:t>package com.example.skill9.exception;</w:t>
+      </w:r>
+    </w:p>
+    <w:p>
+      <w:pPr>
+        <w:tabs>
+          <w:tab w:val="left" w:pos="142"/>
+        </w:tabs>
+        <w:rPr>
+          <w:sz w:val="24"/>
+          <w:szCs w:val="24"/>
+        </w:rPr>
+      </w:pPr>
+    </w:p>
+    <w:p>
+      <w:pPr>
+        <w:tabs>
+          <w:tab w:val="left" w:pos="142"/>
+        </w:tabs>
+        <w:rPr>
+          <w:sz w:val="24"/>
+          <w:szCs w:val="24"/>
+        </w:rPr>
+      </w:pPr>
+      <w:r>
+        <w:rPr>
+          <w:sz w:val="24"/>
+          <w:szCs w:val="24"/>
+        </w:rPr>
+        <w:t>public class InvalidInputException extends RuntimeException {</w:t>
+      </w:r>
+    </w:p>
+    <w:p>
+      <w:pPr>
+        <w:tabs>
+          <w:tab w:val="left" w:pos="142"/>
+        </w:tabs>
+        <w:rPr>
+          <w:sz w:val="24"/>
+          <w:szCs w:val="24"/>
+        </w:rPr>
+      </w:pPr>
+      <w:r>
+        <w:rPr>
+          <w:sz w:val="24"/>
+          <w:szCs w:val="24"/>
+        </w:rPr>
+        <w:t xml:space="preserve">    public InvalidInputException(String message) {</w:t>
+      </w:r>
+    </w:p>
+    <w:p>
+      <w:pPr>
+        <w:tabs>
+          <w:tab w:val="left" w:pos="142"/>
+        </w:tabs>
+        <w:rPr>
+          <w:sz w:val="24"/>
+          <w:szCs w:val="24"/>
+        </w:rPr>
+      </w:pPr>
+      <w:r>
+        <w:rPr>
+          <w:sz w:val="24"/>
+          <w:szCs w:val="24"/>
+        </w:rPr>
+        <w:t xml:space="preserve">        super(message);</w:t>
+      </w:r>
+    </w:p>
+    <w:p>
+      <w:pPr>
+        <w:tabs>
+          <w:tab w:val="left" w:pos="142"/>
+        </w:tabs>
+        <w:rPr>
+          <w:sz w:val="24"/>
+          <w:szCs w:val="24"/>
+        </w:rPr>
+      </w:pPr>
+      <w:r>
+        <w:rPr>
+          <w:sz w:val="24"/>
+          <w:szCs w:val="24"/>
+        </w:rPr>
+        <w:t xml:space="preserve">    }</w:t>
+      </w:r>
+    </w:p>
+    <w:p>
+      <w:pPr>
+        <w:tabs>
+          <w:tab w:val="left" w:pos="142"/>
+        </w:tabs>
+        <w:rPr>
+          <w:sz w:val="24"/>
+          <w:szCs w:val="24"/>
+        </w:rPr>
+      </w:pPr>
+      <w:r>
+        <w:rPr>
+          <w:sz w:val="24"/>
+          <w:szCs w:val="24"/>
+        </w:rPr>
+        <w:lastRenderedPageBreak/>
+        <w:t>}</w:t>
+      </w:r>
+    </w:p>
+    <w:p>
+      <w:pPr>
+        <w:tabs>
+          <w:tab w:val="left" w:pos="142"/>
+        </w:tabs>
+        <w:rPr>
+          <w:sz w:val="32"/>
+          <w:szCs w:val="32"/>
+        </w:rPr>
+      </w:pPr>
+      <w:r>
+        <w:rPr>
+          <w:b/>
+          <w:bCs/>
+          <w:sz w:val="32"/>
+          <w:szCs w:val="32"/>
+        </w:rPr>
+        <w:t>src/main/java/com/example/skill9/exception/GlobalExceptionHandler.java</w:t>
+      </w:r>
+    </w:p>
+    <w:p>
+      <w:pPr>
+        <w:tabs>
+          <w:tab w:val="left" w:pos="142"/>
+        </w:tabs>
+        <w:rPr>
+          <w:sz w:val="24"/>
+          <w:szCs w:val="24"/>
+        </w:rPr>
+      </w:pPr>
+      <w:r>
+        <w:rPr>
+          <w:sz w:val="24"/>
+          <w:szCs w:val="24"/>
+        </w:rPr>
+        <w:t>package com.example.skill9.exception;</w:t>
+      </w:r>
+    </w:p>
+    <w:p>
+      <w:pPr>
+        <w:tabs>
+          <w:tab w:val="left" w:pos="142"/>
+        </w:tabs>
+        <w:rPr>
+          <w:sz w:val="24"/>
+          <w:szCs w:val="24"/>
+        </w:rPr>
+      </w:pPr>
+    </w:p>
+    <w:p>
+      <w:pPr>
+        <w:tabs>
+          <w:tab w:val="left" w:pos="142"/>
+        </w:tabs>
+        <w:rPr>
+          <w:sz w:val="24"/>
+          <w:szCs w:val="24"/>
+        </w:rPr>
+      </w:pPr>
+      <w:r>
+        <w:rPr>
+          <w:sz w:val="24"/>
+          <w:szCs w:val="24"/>
+        </w:rPr>
+        <w:t>import org.springframework.http.HttpStatus;</w:t>
+      </w:r>
+    </w:p>
+    <w:p>
+      <w:pPr>
+        <w:tabs>
+          <w:tab w:val="left" w:pos="142"/>
+        </w:tabs>
+        <w:rPr>
+          <w:sz w:val="24"/>
+          <w:szCs w:val="24"/>
+        </w:rPr>
+      </w:pPr>
+      <w:r>
+        <w:rPr>
+          <w:sz w:val="24"/>
+          <w:szCs w:val="24"/>
+        </w:rPr>
+        <w:t>import org.springframework.http.ResponseEntity;</w:t>
+      </w:r>
+    </w:p>
+    <w:p>
+      <w:pPr>
+        <w:tabs>
+          <w:tab w:val="left" w:pos="142"/>
+        </w:tabs>
+        <w:rPr>
+          <w:sz w:val="24"/>
+          <w:szCs w:val="24"/>
+        </w:rPr>
+      </w:pPr>
+      <w:r>
+        <w:rPr>
+          <w:sz w:val="24"/>
+          <w:szCs w:val="24"/>
+        </w:rPr>
+        <w:t>import org.springframework.web.bind.annotation.*;</w:t>
+      </w:r>
+    </w:p>
+    <w:p>
+      <w:pPr>
+        <w:tabs>
+          <w:tab w:val="left" w:pos="142"/>
+        </w:tabs>
+        <w:rPr>
+          <w:sz w:val="24"/>
+          <w:szCs w:val="24"/>
+        </w:rPr>
+      </w:pPr>
+    </w:p>
+    <w:p>
+      <w:pPr>
+        <w:tabs>
+          <w:tab w:val="left" w:pos="142"/>
+        </w:tabs>
+        <w:rPr>
+          <w:sz w:val="24"/>
+          <w:szCs w:val="24"/>
+        </w:rPr>
+      </w:pPr>
+      <w:r>
+        <w:rPr>
+          <w:sz w:val="24"/>
+          <w:szCs w:val="24"/>
+        </w:rPr>
+        <w:t>@ControllerAdvice</w:t>
+      </w:r>
+    </w:p>
+    <w:p>
+      <w:pPr>
+        <w:tabs>
+          <w:tab w:val="left" w:pos="142"/>
+        </w:tabs>
+        <w:rPr>
+          <w:sz w:val="24"/>
+          <w:szCs w:val="24"/>
+        </w:rPr>
+      </w:pPr>
+      <w:r>
+        <w:rPr>
+          <w:sz w:val="24"/>
+          <w:szCs w:val="24"/>
+        </w:rPr>
+        <w:t>public class GlobalExceptionHandler {</w:t>
+      </w:r>
+    </w:p>
+    <w:p>
+      <w:pPr>
+        <w:tabs>
+          <w:tab w:val="left" w:pos="142"/>
+        </w:tabs>
+        <w:rPr>
+          <w:sz w:val="24"/>
+          <w:szCs w:val="24"/>
+        </w:rPr>
+      </w:pPr>
+      <w:r>
+        <w:rPr>
+          <w:sz w:val="24"/>
+          <w:szCs w:val="24"/>
+        </w:rPr>
+        <w:t xml:space="preserve">    @ExceptionHandler(StudentNotFoundException.class)</w:t>
+      </w:r>
+    </w:p>
+    <w:p>
+      <w:pPr>
+        <w:tabs>
+          <w:tab w:val="left" w:pos="142"/>
+        </w:tabs>
+        <w:rPr>
+          <w:sz w:val="24"/>
+          <w:szCs w:val="24"/>
+        </w:rPr>
+      </w:pPr>
+      <w:r>
+        <w:rPr>
+          <w:sz w:val="24"/>
+          <w:szCs w:val="24"/>
+        </w:rPr>
+        <w:t xml:space="preserve">    public ResponseEntity&lt;String&gt; handleNotFound(StudentNotFoundException ex) {</w:t>
+      </w:r>
+    </w:p>
+    <w:p>
+      <w:pPr>
+        <w:tabs>
+          <w:tab w:val="left" w:pos="142"/>
+        </w:tabs>
+        <w:rPr>
+          <w:sz w:val="24"/>
+          <w:szCs w:val="24"/>
+        </w:rPr>
+      </w:pPr>
+      <w:r>
+        <w:rPr>
+          <w:sz w:val="24"/>
+          <w:szCs w:val="24"/>
+        </w:rPr>
+        <w:t xml:space="preserve">        return new ResponseEntity&lt;&gt;(ex.getMessage(), HttpStatus.NOT_FOUND);</w:t>
+      </w:r>
+    </w:p>
+    <w:p>
+      <w:pPr>
+        <w:tabs>
+          <w:tab w:val="left" w:pos="142"/>
+        </w:tabs>
+        <w:rPr>
+          <w:sz w:val="24"/>
+          <w:szCs w:val="24"/>
+        </w:rPr>
+      </w:pPr>
+      <w:r>
+        <w:rPr>
+          <w:sz w:val="24"/>
+          <w:szCs w:val="24"/>
+        </w:rPr>
+        <w:t xml:space="preserve">    }</w:t>
+      </w:r>
+    </w:p>
+    <w:p>
+      <w:pPr>
+        <w:tabs>
+          <w:tab w:val="left" w:pos="142"/>
+        </w:tabs>
+        <w:rPr>
+          <w:sz w:val="24"/>
+          <w:szCs w:val="24"/>
+        </w:rPr>
+      </w:pPr>
+    </w:p>
+    <w:p>
+      <w:pPr>
+        <w:tabs>
+          <w:tab w:val="left" w:pos="142"/>
+        </w:tabs>
+        <w:rPr>
+          <w:sz w:val="24"/>
+          <w:szCs w:val="24"/>
+        </w:rPr>
+      </w:pPr>
+      <w:r>
+        <w:rPr>
+          <w:sz w:val="24"/>
+          <w:szCs w:val="24"/>
+        </w:rPr>
+        <w:t xml:space="preserve">    @ExceptionHandler(InvalidInputException.class)</w:t>
+      </w:r>
+    </w:p>
+    <w:p>
+      <w:pPr>
+        <w:tabs>
+          <w:tab w:val="left" w:pos="142"/>
+        </w:tabs>
+        <w:rPr>
+          <w:sz w:val="24"/>
+          <w:szCs w:val="24"/>
+        </w:rPr>
+      </w:pPr>
+      <w:r>
+        <w:rPr>
+          <w:sz w:val="24"/>
+          <w:szCs w:val="24"/>
+        </w:rPr>
+        <w:t xml:space="preserve">    public ResponseEntity&lt;String&gt; handleInvalidInput(InvalidInputException ex) {</w:t>
+      </w:r>
+    </w:p>
+    <w:p>
+      <w:pPr>
+        <w:tabs>
+          <w:tab w:val="left" w:pos="142"/>
+        </w:tabs>
+        <w:rPr>
+          <w:sz w:val="24"/>
+          <w:szCs w:val="24"/>
+        </w:rPr>
+      </w:pPr>
+      <w:r>
+        <w:rPr>
+          <w:sz w:val="24"/>
+          <w:szCs w:val="24"/>
+        </w:rPr>
+        <w:t xml:space="preserve">        return new ResponseEntity&lt;&gt;(ex.getMessage(), HttpStatus.BAD_REQUEST);</w:t>
+      </w:r>
+    </w:p>
+    <w:p>
+      <w:pPr>
+        <w:tabs>
+          <w:tab w:val="left" w:pos="142"/>
+        </w:tabs>
+        <w:rPr>
+          <w:sz w:val="24"/>
+          <w:szCs w:val="24"/>
+        </w:rPr>
+      </w:pPr>
+      <w:r>
+        <w:rPr>
+          <w:sz w:val="24"/>
+          <w:szCs w:val="24"/>
+        </w:rPr>
+        <w:t xml:space="preserve">    }</w:t>
+      </w:r>
+    </w:p>
+    <w:p>
+      <w:pPr>
+        <w:tabs>
+          <w:tab w:val="left" w:pos="142"/>
+        </w:tabs>
+        <w:rPr>
+          <w:sz w:val="24"/>
+          <w:szCs w:val="24"/>
+        </w:rPr>
+      </w:pPr>
+      <w:r>
+        <w:rPr>
+          <w:sz w:val="24"/>
+          <w:szCs w:val="24"/>
+        </w:rPr>
+        <w:t>}</w:t>
+      </w:r>
     </w:p>
     <w:p>
       <w:pPr>
@@ -515,10 +2307,18 @@
           <w:tab w:val="left" w:pos="142"/>
         </w:tabs>
         <w:ind w:left="142"/>
-      </w:pPr>
-      <w:r>
+        <w:rPr>
+          <w:sz w:val="40"/>
+          <w:szCs w:val="40"/>
+        </w:rPr>
+      </w:pPr>
+      <w:r>
+        <w:rPr>
+          <w:sz w:val="40"/>
+          <w:szCs w:val="40"/>
+        </w:rPr>
         <w:pict w14:anchorId="35170F26">
-          <v:rect id="_x0000_i1062" style="width:0;height:1.5pt" o:hralign="center" o:hrstd="t" o:hr="t" fillcolor="#a0a0a0" stroked="f"/>
+          <v:rect id="_x0000_i1026" style="width:0;height:1.5pt" o:hralign="center" o:hrstd="t" o:hr="t" fillcolor="#a0a0a0" stroked="f"/>
         </w:pict>
       </w:r>
     </w:p>
@@ -540,52 +2340,54 @@
           <w:sz w:val="28"/>
           <w:szCs w:val="28"/>
         </w:rPr>
-        <w:lastRenderedPageBreak/>
         <w:t>Build Commands:</w:t>
+      </w:r>
+    </w:p>
+    <w:p>
+      <w:pPr>
+        <w:tabs>
+          <w:tab w:val="left" w:pos="142"/>
+        </w:tabs>
+        <w:ind w:left="720"/>
+      </w:pPr>
+      <w:r>
+        <w:t>From skill-9:</w:t>
       </w:r>
     </w:p>
     <w:p>
       <w:pPr>
         <w:numPr>
           <w:ilvl w:val="0"/>
-          <w:numId w:val="6"/>
+          <w:numId w:val="12"/>
         </w:numPr>
         <w:tabs>
           <w:tab w:val="left" w:pos="142"/>
         </w:tabs>
       </w:pPr>
+      <w:r>
+        <w:t>mvn clean install</w:t>
+      </w:r>
     </w:p>
     <w:p>
       <w:pPr>
         <w:numPr>
           <w:ilvl w:val="0"/>
-          <w:numId w:val="6"/>
+          <w:numId w:val="12"/>
         </w:numPr>
         <w:tabs>
           <w:tab w:val="left" w:pos="142"/>
         </w:tabs>
       </w:pPr>
-    </w:p>
-    <w:p>
-      <w:pPr>
-        <w:numPr>
-          <w:ilvl w:val="0"/>
-          <w:numId w:val="6"/>
-        </w:numPr>
-        <w:tabs>
-          <w:tab w:val="left" w:pos="142"/>
-        </w:tabs>
-      </w:pPr>
-    </w:p>
-    <w:p>
-      <w:pPr>
-        <w:numPr>
-          <w:ilvl w:val="0"/>
-          <w:numId w:val="6"/>
-        </w:numPr>
-        <w:tabs>
-          <w:tab w:val="left" w:pos="142"/>
-        </w:tabs>
+      <w:r>
+        <w:t>mvn spring-boot:run</w:t>
+      </w:r>
+    </w:p>
+    <w:p>
+      <w:pPr>
+        <w:tabs>
+          <w:tab w:val="left" w:pos="142"/>
+        </w:tabs>
+        <w:ind w:left="720"/>
       </w:pPr>
     </w:p>
     <w:p>
@@ -611,47 +2413,56 @@
     </w:p>
     <w:p>
       <w:pPr>
-        <w:numPr>
-          <w:ilvl w:val="0"/>
-          <w:numId w:val="7"/>
-        </w:numPr>
-        <w:tabs>
-          <w:tab w:val="left" w:pos="142"/>
-        </w:tabs>
-      </w:pPr>
-    </w:p>
-    <w:p>
-      <w:pPr>
-        <w:numPr>
-          <w:ilvl w:val="0"/>
-          <w:numId w:val="7"/>
-        </w:numPr>
-        <w:tabs>
-          <w:tab w:val="left" w:pos="142"/>
-        </w:tabs>
-      </w:pPr>
-    </w:p>
-    <w:p>
-      <w:pPr>
-        <w:numPr>
-          <w:ilvl w:val="0"/>
-          <w:numId w:val="7"/>
-        </w:numPr>
-        <w:tabs>
-          <w:tab w:val="left" w:pos="142"/>
-        </w:tabs>
-      </w:pPr>
-    </w:p>
-    <w:p>
-      <w:pPr>
-        <w:numPr>
-          <w:ilvl w:val="0"/>
-          <w:numId w:val="7"/>
-        </w:numPr>
-        <w:tabs>
-          <w:tab w:val="left" w:pos="142"/>
-        </w:tabs>
-      </w:pPr>
+        <w:tabs>
+          <w:tab w:val="left" w:pos="142"/>
+        </w:tabs>
+        <w:ind w:left="720"/>
+      </w:pPr>
+      <w:r>
+        <w:t># Build the project</w:t>
+      </w:r>
+    </w:p>
+    <w:p>
+      <w:pPr>
+        <w:tabs>
+          <w:tab w:val="left" w:pos="142"/>
+        </w:tabs>
+        <w:ind w:left="720"/>
+      </w:pPr>
+      <w:r>
+        <w:t>mvn clean install</w:t>
+      </w:r>
+    </w:p>
+    <w:p>
+      <w:pPr>
+        <w:tabs>
+          <w:tab w:val="left" w:pos="142"/>
+        </w:tabs>
+        <w:ind w:left="720"/>
+      </w:pPr>
+    </w:p>
+    <w:p>
+      <w:pPr>
+        <w:tabs>
+          <w:tab w:val="left" w:pos="142"/>
+        </w:tabs>
+        <w:ind w:left="720"/>
+      </w:pPr>
+      <w:r>
+        <w:t># Run the Spring Boot application</w:t>
+      </w:r>
+    </w:p>
+    <w:p>
+      <w:pPr>
+        <w:tabs>
+          <w:tab w:val="left" w:pos="142"/>
+        </w:tabs>
+        <w:ind w:left="720"/>
+      </w:pPr>
+      <w:r>
+        <w:lastRenderedPageBreak/>
+        <w:t>mvn spring-boot:run</w:t>
+      </w:r>
     </w:p>
     <w:p>
       <w:pPr>
@@ -670,7 +2481,7 @@
           <w:szCs w:val="28"/>
         </w:rPr>
         <w:pict w14:anchorId="50ACE6AA">
-          <v:rect id="_x0000_i1063" style="width:0;height:1.5pt" o:hralign="center" o:hrstd="t" o:hr="t" fillcolor="#a0a0a0" stroked="f"/>
+          <v:rect id="_x0000_i1027" style="width:0;height:1.5pt" o:hralign="center" o:hrstd="t" o:hr="t" fillcolor="#a0a0a0" stroked="f"/>
         </w:pict>
       </w:r>
     </w:p>
@@ -838,7 +2649,124 @@
           <w:szCs w:val="28"/>
         </w:rPr>
         <w:pict w14:anchorId="1419FB00">
-          <v:rect id="_x0000_i1064" style="width:0;height:1.5pt" o:hralign="center" o:hrstd="t" o:hr="t" fillcolor="#a0a0a0" stroked="f"/>
+          <v:rect id="_x0000_i1028" style="width:0;height:1.5pt" o:hralign="center" o:hrstd="t" o:hr="t" fillcolor="#a0a0a0" stroked="f"/>
+        </w:pict>
+      </w:r>
+    </w:p>
+    <w:p>
+      <w:pPr>
+        <w:tabs>
+          <w:tab w:val="left" w:pos="142"/>
+        </w:tabs>
+        <w:ind w:left="142"/>
+        <w:rPr>
+          <w:b/>
+          <w:bCs/>
+          <w:sz w:val="36"/>
+          <w:szCs w:val="36"/>
+        </w:rPr>
+      </w:pPr>
+      <w:r>
+        <w:rPr>
+          <w:b/>
+          <w:bCs/>
+          <w:sz w:val="36"/>
+          <w:szCs w:val="36"/>
+        </w:rPr>
+        <w:t>Schema:</w:t>
+      </w:r>
+    </w:p>
+    <w:p>
+      <w:pPr>
+        <w:numPr>
+          <w:ilvl w:val="0"/>
+          <w:numId w:val="10"/>
+        </w:numPr>
+        <w:tabs>
+          <w:tab w:val="left" w:pos="142"/>
+        </w:tabs>
+      </w:pPr>
+      <w:r>
+        <w:t>id bigint PK auto_increment</w:t>
+      </w:r>
+    </w:p>
+    <w:p>
+      <w:pPr>
+        <w:numPr>
+          <w:ilvl w:val="0"/>
+          <w:numId w:val="10"/>
+        </w:numPr>
+        <w:tabs>
+          <w:tab w:val="left" w:pos="142"/>
+        </w:tabs>
+      </w:pPr>
+      <w:r>
+        <w:t>description varchar(255)</w:t>
+      </w:r>
+    </w:p>
+    <w:p>
+      <w:pPr>
+        <w:numPr>
+          <w:ilvl w:val="0"/>
+          <w:numId w:val="10"/>
+        </w:numPr>
+        <w:tabs>
+          <w:tab w:val="left" w:pos="142"/>
+        </w:tabs>
+      </w:pPr>
+      <w:r>
+        <w:t>name varchar(255)</w:t>
+      </w:r>
+    </w:p>
+    <w:p>
+      <w:pPr>
+        <w:numPr>
+          <w:ilvl w:val="0"/>
+          <w:numId w:val="10"/>
+        </w:numPr>
+        <w:tabs>
+          <w:tab w:val="left" w:pos="142"/>
+        </w:tabs>
+      </w:pPr>
+      <w:r>
+        <w:t>price decimal(38,2)</w:t>
+      </w:r>
+    </w:p>
+    <w:p>
+      <w:pPr>
+        <w:numPr>
+          <w:ilvl w:val="0"/>
+          <w:numId w:val="10"/>
+        </w:numPr>
+        <w:tabs>
+          <w:tab w:val="left" w:pos="142"/>
+        </w:tabs>
+      </w:pPr>
+      <w:r>
+        <w:t>quantity int</w:t>
+      </w:r>
+    </w:p>
+    <w:p>
+      <w:pPr>
+        <w:tabs>
+          <w:tab w:val="left" w:pos="142"/>
+        </w:tabs>
+        <w:ind w:left="142"/>
+      </w:pPr>
+      <w:r>
+        <w:t>Seeded rows after run: Laptop, Mouse, Keyboard, Chair, Table, Pen with their prices/quantities.</w:t>
+      </w:r>
+    </w:p>
+    <w:p>
+      <w:pPr>
+        <w:tabs>
+          <w:tab w:val="left" w:pos="142"/>
+        </w:tabs>
+        <w:ind w:left="142"/>
+      </w:pPr>
+      <w:r>
+        <w:pict w14:anchorId="43BEF06A">
+          <v:rect id="_x0000_i1029" style="width:0;height:1.5pt" o:hralign="center" o:hrstd="t" o:hr="t" fillcolor="#a0a0a0" stroked="f"/>
         </w:pict>
       </w:r>
     </w:p>
@@ -860,222 +2788,6 @@
           <w:sz w:val="28"/>
           <w:szCs w:val="28"/>
         </w:rPr>
-        <w:t>DB Inspection (MySQL CLI):</w:t>
-      </w:r>
-    </w:p>
-    <w:p>
-      <w:pPr>
-        <w:numPr>
-          <w:ilvl w:val="0"/>
-          <w:numId w:val="9"/>
-        </w:numPr>
-        <w:tabs>
-          <w:tab w:val="left" w:pos="142"/>
-        </w:tabs>
-      </w:pPr>
-    </w:p>
-    <w:p>
-      <w:pPr>
-        <w:numPr>
-          <w:ilvl w:val="0"/>
-          <w:numId w:val="9"/>
-        </w:numPr>
-        <w:tabs>
-          <w:tab w:val="left" w:pos="142"/>
-        </w:tabs>
-      </w:pPr>
-    </w:p>
-    <w:p>
-      <w:pPr>
-        <w:numPr>
-          <w:ilvl w:val="0"/>
-          <w:numId w:val="9"/>
-        </w:numPr>
-        <w:tabs>
-          <w:tab w:val="left" w:pos="142"/>
-        </w:tabs>
-      </w:pPr>
-    </w:p>
-    <w:p>
-      <w:pPr>
-        <w:numPr>
-          <w:ilvl w:val="0"/>
-          <w:numId w:val="9"/>
-        </w:numPr>
-        <w:tabs>
-          <w:tab w:val="left" w:pos="142"/>
-        </w:tabs>
-      </w:pPr>
-    </w:p>
-    <w:p>
-      <w:pPr>
-        <w:tabs>
-          <w:tab w:val="left" w:pos="142"/>
-        </w:tabs>
-        <w:ind w:left="142"/>
-        <w:rPr>
-          <w:sz w:val="28"/>
-          <w:szCs w:val="28"/>
-        </w:rPr>
-      </w:pPr>
-      <w:r>
-        <w:rPr>
-          <w:sz w:val="28"/>
-          <w:szCs w:val="28"/>
-        </w:rPr>
-        <w:t>Schema:</w:t>
-      </w:r>
-    </w:p>
-    <w:p>
-      <w:pPr>
-        <w:numPr>
-          <w:ilvl w:val="0"/>
-          <w:numId w:val="10"/>
-        </w:numPr>
-        <w:tabs>
-          <w:tab w:val="left" w:pos="142"/>
-        </w:tabs>
-      </w:pPr>
-      <w:r>
-        <w:t xml:space="preserve">id </w:t>
-      </w:r>
-      <w:proofErr w:type="spellStart"/>
-      <w:r>
-        <w:t>bigint</w:t>
-      </w:r>
-      <w:proofErr w:type="spellEnd"/>
-      <w:r>
-        <w:t xml:space="preserve"> PK </w:t>
-      </w:r>
-      <w:proofErr w:type="spellStart"/>
-      <w:r>
-        <w:t>auto_increment</w:t>
-      </w:r>
-      <w:proofErr w:type="spellEnd"/>
-    </w:p>
-    <w:p>
-      <w:pPr>
-        <w:numPr>
-          <w:ilvl w:val="0"/>
-          <w:numId w:val="10"/>
-        </w:numPr>
-        <w:tabs>
-          <w:tab w:val="left" w:pos="142"/>
-        </w:tabs>
-      </w:pPr>
-      <w:r>
-        <w:t xml:space="preserve">description </w:t>
-      </w:r>
-      <w:proofErr w:type="gramStart"/>
-      <w:r>
-        <w:t>varchar(</w:t>
-      </w:r>
-      <w:proofErr w:type="gramEnd"/>
-      <w:r>
-        <w:t>255)</w:t>
-      </w:r>
-    </w:p>
-    <w:p>
-      <w:pPr>
-        <w:numPr>
-          <w:ilvl w:val="0"/>
-          <w:numId w:val="10"/>
-        </w:numPr>
-        <w:tabs>
-          <w:tab w:val="left" w:pos="142"/>
-        </w:tabs>
-      </w:pPr>
-      <w:r>
-        <w:t xml:space="preserve">name </w:t>
-      </w:r>
-      <w:proofErr w:type="gramStart"/>
-      <w:r>
-        <w:t>varchar(</w:t>
-      </w:r>
-      <w:proofErr w:type="gramEnd"/>
-      <w:r>
-        <w:t>255)</w:t>
-      </w:r>
-    </w:p>
-    <w:p>
-      <w:pPr>
-        <w:numPr>
-          <w:ilvl w:val="0"/>
-          <w:numId w:val="10"/>
-        </w:numPr>
-        <w:tabs>
-          <w:tab w:val="left" w:pos="142"/>
-        </w:tabs>
-      </w:pPr>
-      <w:r>
-        <w:t xml:space="preserve">price </w:t>
-      </w:r>
-      <w:proofErr w:type="gramStart"/>
-      <w:r>
-        <w:t>decimal(</w:t>
-      </w:r>
-      <w:proofErr w:type="gramEnd"/>
-      <w:r>
-        <w:t>38,2)</w:t>
-      </w:r>
-    </w:p>
-    <w:p>
-      <w:pPr>
-        <w:numPr>
-          <w:ilvl w:val="0"/>
-          <w:numId w:val="10"/>
-        </w:numPr>
-        <w:tabs>
-          <w:tab w:val="left" w:pos="142"/>
-        </w:tabs>
-      </w:pPr>
-      <w:r>
-        <w:t>quantity int</w:t>
-      </w:r>
-    </w:p>
-    <w:p>
-      <w:pPr>
-        <w:tabs>
-          <w:tab w:val="left" w:pos="142"/>
-        </w:tabs>
-        <w:ind w:left="142"/>
-      </w:pPr>
-      <w:r>
-        <w:t>Seeded rows after run: Laptop, Mouse, Keyboard, Chair, Table, Pen with their prices/quantities.</w:t>
-      </w:r>
-    </w:p>
-    <w:p>
-      <w:pPr>
-        <w:tabs>
-          <w:tab w:val="left" w:pos="142"/>
-        </w:tabs>
-        <w:ind w:left="142"/>
-      </w:pPr>
-      <w:r>
-        <w:pict w14:anchorId="43BEF06A">
-          <v:rect id="_x0000_i1065" style="width:0;height:1.5pt" o:hralign="center" o:hrstd="t" o:hr="t" fillcolor="#a0a0a0" stroked="f"/>
-        </w:pict>
-      </w:r>
-    </w:p>
-    <w:p>
-      <w:pPr>
-        <w:tabs>
-          <w:tab w:val="left" w:pos="142"/>
-        </w:tabs>
-        <w:ind w:left="142"/>
-        <w:rPr>
-          <w:sz w:val="28"/>
-          <w:szCs w:val="28"/>
-        </w:rPr>
-      </w:pPr>
-      <w:r>
-        <w:rPr>
-          <w:b/>
-          <w:bCs/>
-          <w:sz w:val="28"/>
-          <w:szCs w:val="28"/>
-        </w:rPr>
-        <w:lastRenderedPageBreak/>
         <w:t>What Was Done:</w:t>
       </w:r>
     </w:p>
@@ -1117,13 +2829,8 @@
           <w:tab w:val="left" w:pos="142"/>
         </w:tabs>
       </w:pPr>
-      <w:proofErr w:type="spellStart"/>
-      <w:r>
-        <w:t>ProductHqlDemo</w:t>
-      </w:r>
-      <w:proofErr w:type="spellEnd"/>
-      <w:r>
-        <w:t xml:space="preserve"> seeds data, then runs HQL for pagination, counts, grouping, min/max, and price-range filtering.</w:t>
+      <w:r>
+        <w:t>ProductHqlDemo seeds data, then runs HQL for pagination, counts, grouping, min/max, and price-range filtering.</w:t>
       </w:r>
     </w:p>
     <w:p>
@@ -1137,23 +2844,7 @@
         </w:tabs>
       </w:pPr>
       <w:r>
-        <w:t xml:space="preserve">Configured Hibernate for MySQL with </w:t>
-      </w:r>
-      <w:proofErr w:type="spellStart"/>
-      <w:r>
-        <w:t>show_sql</w:t>
-      </w:r>
-      <w:proofErr w:type="spellEnd"/>
-      <w:r>
-        <w:t>/</w:t>
-      </w:r>
-      <w:proofErr w:type="spellStart"/>
-      <w:r>
-        <w:t>format_sql</w:t>
-      </w:r>
-      <w:proofErr w:type="spellEnd"/>
-      <w:r>
-        <w:t xml:space="preserve"> and hbm2ddl.auto=update.</w:t>
+        <w:t>Configured Hibernate for MySQL with show_sql/format_sql and hbm2ddl.auto=update.</w:t>
       </w:r>
     </w:p>
     <w:p>
@@ -1165,7 +2856,7 @@
       </w:pPr>
       <w:r>
         <w:pict w14:anchorId="0F19DBF1">
-          <v:rect id="_x0000_i1066" style="width:0;height:1.5pt" o:hralign="center" o:hrstd="t" o:hr="t" fillcolor="#a0a0a0" stroked="f"/>
+          <v:rect id="_x0000_i1030" style="width:0;height:1.5pt" o:hralign="center" o:hrstd="t" o:hr="t" fillcolor="#a0a0a0" stroked="f"/>
         </w:pict>
       </w:r>
     </w:p>
@@ -1203,6 +2894,7 @@
         <w:rPr>
           <w:noProof/>
         </w:rPr>
+        <w:lastRenderedPageBreak/>
         <w:drawing>
           <wp:inline distT="0" distB="0" distL="0" distR="0" wp14:anchorId="684C8978" wp14:editId="3A2E4817">
             <wp:extent cx="7200900" cy="3921760"/>
@@ -1219,7 +2911,7 @@
                     <pic:cNvPicPr/>
                   </pic:nvPicPr>
                   <pic:blipFill>
-                    <a:blip r:embed="rId5">
+                    <a:blip r:embed="rId7">
                       <a:extLst>
                         <a:ext uri="{28A0092B-C50C-407E-A947-70E740481C1C}">
                           <a14:useLocalDpi xmlns:a14="http://schemas.microsoft.com/office/drawing/2010/main" val="0"/>
@@ -1265,7 +2957,7 @@
                     <pic:cNvPicPr/>
                   </pic:nvPicPr>
                   <pic:blipFill>
-                    <a:blip r:embed="rId6">
+                    <a:blip r:embed="rId8">
                       <a:extLst>
                         <a:ext uri="{28A0092B-C50C-407E-A947-70E740481C1C}">
                           <a14:useLocalDpi xmlns:a14="http://schemas.microsoft.com/office/drawing/2010/main" val="0"/>
@@ -1312,7 +3004,7 @@
                     <pic:cNvPicPr/>
                   </pic:nvPicPr>
                   <pic:blipFill>
-                    <a:blip r:embed="rId7">
+                    <a:blip r:embed="rId9">
                       <a:extLst>
                         <a:ext uri="{28A0092B-C50C-407E-A947-70E740481C1C}">
                           <a14:useLocalDpi xmlns:a14="http://schemas.microsoft.com/office/drawing/2010/main" val="0"/>
@@ -1358,7 +3050,7 @@
                     <pic:cNvPicPr/>
                   </pic:nvPicPr>
                   <pic:blipFill>
-                    <a:blip r:embed="rId8">
+                    <a:blip r:embed="rId10">
                       <a:extLst>
                         <a:ext uri="{28A0092B-C50C-407E-A947-70E740481C1C}">
                           <a14:useLocalDpi xmlns:a14="http://schemas.microsoft.com/office/drawing/2010/main" val="0"/>
@@ -1404,7 +3096,7 @@
                     <pic:cNvPicPr/>
                   </pic:nvPicPr>
                   <pic:blipFill>
-                    <a:blip r:embed="rId9">
+                    <a:blip r:embed="rId11">
                       <a:extLst>
                         <a:ext uri="{28A0092B-C50C-407E-A947-70E740481C1C}">
                           <a14:useLocalDpi xmlns:a14="http://schemas.microsoft.com/office/drawing/2010/main" val="0"/>
@@ -1451,7 +3143,7 @@
                     <pic:cNvPicPr/>
                   </pic:nvPicPr>
                   <pic:blipFill>
-                    <a:blip r:embed="rId10">
+                    <a:blip r:embed="rId12">
                       <a:extLst>
                         <a:ext uri="{28A0092B-C50C-407E-A947-70E740481C1C}">
                           <a14:useLocalDpi xmlns:a14="http://schemas.microsoft.com/office/drawing/2010/main" val="0"/>
@@ -1498,7 +3190,7 @@
                     <pic:cNvPicPr/>
                   </pic:nvPicPr>
                   <pic:blipFill>
-                    <a:blip r:embed="rId11">
+                    <a:blip r:embed="rId13">
                       <a:extLst>
                         <a:ext uri="{28A0092B-C50C-407E-A947-70E740481C1C}">
                           <a14:useLocalDpi xmlns:a14="http://schemas.microsoft.com/office/drawing/2010/main" val="0"/>
@@ -1525,7 +3217,112 @@
         </w:drawing>
       </w:r>
     </w:p>
+    <w:p>
+      <w:pPr>
+        <w:tabs>
+          <w:tab w:val="left" w:pos="142"/>
+        </w:tabs>
+        <w:ind w:left="142"/>
+      </w:pPr>
+    </w:p>
+    <w:p>
+      <w:pPr>
+        <w:tabs>
+          <w:tab w:val="left" w:pos="142"/>
+        </w:tabs>
+        <w:ind w:left="142"/>
+        <w:rPr>
+          <w:sz w:val="40"/>
+          <w:szCs w:val="40"/>
+        </w:rPr>
+      </w:pPr>
+      <w:r>
+        <w:rPr>
+          <w:b/>
+          <w:bCs/>
+          <w:sz w:val="40"/>
+          <w:szCs w:val="40"/>
+        </w:rPr>
+        <w:lastRenderedPageBreak/>
+        <w:t>GitHub Repository Link</w:t>
+      </w:r>
+    </w:p>
+    <w:p>
+      <w:pPr>
+        <w:tabs>
+          <w:tab w:val="left" w:pos="142"/>
+        </w:tabs>
+        <w:ind w:left="142"/>
+        <w:rPr>
+          <w:sz w:val="40"/>
+          <w:szCs w:val="40"/>
+        </w:rPr>
+      </w:pPr>
+      <w:r>
+        <w:rPr>
+          <w:sz w:val="40"/>
+          <w:szCs w:val="40"/>
+        </w:rPr>
+        <w:t>The complete source code for this experiment is available in the following GitHub repository:</w:t>
+      </w:r>
+    </w:p>
+    <w:p>
+      <w:pPr>
+        <w:tabs>
+          <w:tab w:val="left" w:pos="142"/>
+        </w:tabs>
+        <w:ind w:left="142"/>
+        <w:rPr>
+          <w:sz w:val="40"/>
+          <w:szCs w:val="40"/>
+        </w:rPr>
+      </w:pPr>
+      <w:r>
+        <w:rPr>
+          <w:b/>
+          <w:bCs/>
+          <w:sz w:val="40"/>
+          <w:szCs w:val="40"/>
+        </w:rPr>
+        <w:t>Repository:</w:t>
+      </w:r>
+      <w:r>
+        <w:rPr>
+          <w:sz w:val="40"/>
+          <w:szCs w:val="40"/>
+        </w:rPr>
+        <w:br/>
+      </w:r>
+      <w:hyperlink r:id="rId14" w:tgtFrame="_new" w:history="1">
+        <w:r>
+          <w:rPr>
+            <w:rStyle w:val="Hyperlink"/>
+            <w:sz w:val="40"/>
+            <w:szCs w:val="40"/>
+          </w:rPr>
+          <w:t>https://github.com/Hareesh-Reddy-9126/2400090155_FSAD_SKILL_11.git</w:t>
+        </w:r>
+      </w:hyperlink>
+    </w:p>
+    <w:p>
+      <w:pPr>
+        <w:tabs>
+          <w:tab w:val="left" w:pos="142"/>
+        </w:tabs>
+        <w:ind w:left="142"/>
+        <w:rPr>
+          <w:sz w:val="40"/>
+          <w:szCs w:val="40"/>
+        </w:rPr>
+      </w:pPr>
+    </w:p>
     <w:sectPr>
+      <w:headerReference w:type="even" r:id="rId15"/>
+      <w:headerReference w:type="default" r:id="rId16"/>
+      <w:footerReference w:type="even" r:id="rId17"/>
+      <w:footerReference w:type="default" r:id="rId18"/>
+      <w:headerReference w:type="first" r:id="rId19"/>
+      <w:footerReference w:type="first" r:id="rId20"/>
       <w:pgSz w:w="11906" w:h="16838"/>
       <w:pgMar w:top="284" w:right="282" w:bottom="284" w:left="284" w:header="708" w:footer="708" w:gutter="0"/>
       <w:cols w:space="708"/>
@@ -1535,6 +3332,116 @@
 </w:document>
 </file>
 
+<file path=word/endnotes.xml><?xml version="1.0" encoding="utf-8"?>
+<w:endnotes xmlns:wpc="http://schemas.microsoft.com/office/word/2010/wordprocessingCanvas" xmlns:cx="http://schemas.microsoft.com/office/drawing/2014/chartex" xmlns:cx1="http://schemas.microsoft.com/office/drawing/2015/9/8/chartex" xmlns:cx2="http://schemas.microsoft.com/office/drawing/2015/10/21/chartex" xmlns:cx3="http://schemas.microsoft.com/office/drawing/2016/5/9/chartex" xmlns:cx4="http://schemas.microsoft.com/office/drawing/2016/5/10/chartex" xmlns:cx5="http://schemas.microsoft.com/office/drawing/2016/5/11/chartex" xmlns:cx6="http://schemas.microsoft.com/office/drawing/2016/5/12/chartex" xmlns:cx7="http://schemas.microsoft.com/office/drawing/2016/5/13/chartex" xmlns:cx8="http://schemas.microsoft.com/office/drawing/2016/5/14/chartex" xmlns:mc="http://schemas.openxmlformats.org/markup-compatibility/2006" xmlns:aink="http://schemas.microsoft.com/office/drawing/2016/ink" xmlns:am3d="http://schemas.microsoft.com/office/drawing/2017/model3d" xmlns:o="urn:schemas-microsoft-com:office:office" xmlns:oel="http://schemas.microsoft.com/office/2019/extlst" xmlns:r="http://schemas.openxmlformats.org/officeDocument/2006/relationships" xmlns:m="http://schemas.openxmlformats.org/officeDocument/2006/math" xmlns:v="urn:schemas-microsoft-com:vml" xmlns:wp14="http://schemas.microsoft.com/office/word/2010/wordprocessingDrawing" xmlns:wp="http://schemas.openxmlformats.org/drawingml/2006/wordprocessingDrawing" xmlns:w10="urn:schemas-microsoft-com:office:word" xmlns:w="http://schemas.openxmlformats.org/wordprocessingml/2006/main" xmlns:w14="http://schemas.microsoft.com/office/word/2010/wordml" xmlns:w15="http://schemas.microsoft.com/office/word/2012/wordml" xmlns:w16cex="http://schemas.microsoft.com/office/word/2018/wordml/cex" xmlns:w16cid="http://schemas.microsoft.com/office/word/2016/wordml/cid" xmlns:w16="http://schemas.microsoft.com/office/word/2018/wordml" xmlns:w16du="http://schemas.microsoft.com/office/word/2023/wordml/word16du" xmlns:w16sdtdh="http://schemas.microsoft.com/office/word/2020/wordml/sdtdatahash" xmlns:w16sdtfl="http://schemas.microsoft.com/office/word/2024/wordml/sdtformatlock" xmlns:w16se="http://schemas.microsoft.com/office/word/2015/wordml/symex" xmlns:wpg="http://schemas.microsoft.com/office/word/2010/wordprocessingGroup" xmlns:wpi="http://schemas.microsoft.com/office/word/2010/wordprocessingInk" xmlns:wne="http://schemas.microsoft.com/office/word/2006/wordml" xmlns:wps="http://schemas.microsoft.com/office/word/2010/wordprocessingShape" mc:Ignorable="w14 w15 w16se w16cid w16 w16cex w16sdtdh w16sdtfl w16du wp14">
+  <w:endnote w:type="separator" w:id="-1">
+    <w:p>
+      <w:pPr>
+        <w:spacing w:after="0" w:line="240" w:lineRule="auto"/>
+      </w:pPr>
+      <w:r>
+        <w:separator/>
+      </w:r>
+    </w:p>
+  </w:endnote>
+  <w:endnote w:type="continuationSeparator" w:id="0">
+    <w:p>
+      <w:pPr>
+        <w:spacing w:after="0" w:line="240" w:lineRule="auto"/>
+      </w:pPr>
+      <w:r>
+        <w:continuationSeparator/>
+      </w:r>
+    </w:p>
+  </w:endnote>
+</w:endnotes>
+</file>
+
+<file path=word/footer1.xml><?xml version="1.0" encoding="utf-8"?>
+<w:ftr xmlns:wpc="http://schemas.microsoft.com/office/word/2010/wordprocessingCanvas" xmlns:cx="http://schemas.microsoft.com/office/drawing/2014/chartex" xmlns:cx1="http://schemas.microsoft.com/office/drawing/2015/9/8/chartex" xmlns:cx2="http://schemas.microsoft.com/office/drawing/2015/10/21/chartex" xmlns:cx3="http://schemas.microsoft.com/office/drawing/2016/5/9/chartex" xmlns:cx4="http://schemas.microsoft.com/office/drawing/2016/5/10/chartex" xmlns:cx5="http://schemas.microsoft.com/office/drawing/2016/5/11/chartex" xmlns:cx6="http://schemas.microsoft.com/office/drawing/2016/5/12/chartex" xmlns:cx7="http://schemas.microsoft.com/office/drawing/2016/5/13/chartex" xmlns:cx8="http://schemas.microsoft.com/office/drawing/2016/5/14/chartex" xmlns:mc="http://schemas.openxmlformats.org/markup-compatibility/2006" xmlns:aink="http://schemas.microsoft.com/office/drawing/2016/ink" xmlns:am3d="http://schemas.microsoft.com/office/drawing/2017/model3d" xmlns:o="urn:schemas-microsoft-com:office:office" xmlns:oel="http://schemas.microsoft.com/office/2019/extlst" xmlns:r="http://schemas.openxmlformats.org/officeDocument/2006/relationships" xmlns:m="http://schemas.openxmlformats.org/officeDocument/2006/math" xmlns:v="urn:schemas-microsoft-com:vml" xmlns:wp14="http://schemas.microsoft.com/office/word/2010/wordprocessingDrawing" xmlns:wp="http://schemas.openxmlformats.org/drawingml/2006/wordprocessingDrawing" xmlns:w10="urn:schemas-microsoft-com:office:word" xmlns:w="http://schemas.openxmlformats.org/wordprocessingml/2006/main" xmlns:w14="http://schemas.microsoft.com/office/word/2010/wordml" xmlns:w15="http://schemas.microsoft.com/office/word/2012/wordml" xmlns:w16cex="http://schemas.microsoft.com/office/word/2018/wordml/cex" xmlns:w16cid="http://schemas.microsoft.com/office/word/2016/wordml/cid" xmlns:w16="http://schemas.microsoft.com/office/word/2018/wordml" xmlns:w16du="http://schemas.microsoft.com/office/word/2023/wordml/word16du" xmlns:w16sdtdh="http://schemas.microsoft.com/office/word/2020/wordml/sdtdatahash" xmlns:w16sdtfl="http://schemas.microsoft.com/office/word/2024/wordml/sdtformatlock" xmlns:w16se="http://schemas.microsoft.com/office/word/2015/wordml/symex" xmlns:wpg="http://schemas.microsoft.com/office/word/2010/wordprocessingGroup" xmlns:wpi="http://schemas.microsoft.com/office/word/2010/wordprocessingInk" xmlns:wne="http://schemas.microsoft.com/office/word/2006/wordml" xmlns:wps="http://schemas.microsoft.com/office/word/2010/wordprocessingShape" mc:Ignorable="w14 w15 w16se w16cid w16 w16cex w16sdtdh w16sdtfl w16du wp14">
+  <w:p>
+    <w:pPr>
+      <w:pStyle w:val="Footer"/>
+    </w:pPr>
+  </w:p>
+</w:ftr>
+</file>
+
+<file path=word/footer2.xml><?xml version="1.0" encoding="utf-8"?>
+<w:ftr xmlns:wpc="http://schemas.microsoft.com/office/word/2010/wordprocessingCanvas" xmlns:cx="http://schemas.microsoft.com/office/drawing/2014/chartex" xmlns:cx1="http://schemas.microsoft.com/office/drawing/2015/9/8/chartex" xmlns:cx2="http://schemas.microsoft.com/office/drawing/2015/10/21/chartex" xmlns:cx3="http://schemas.microsoft.com/office/drawing/2016/5/9/chartex" xmlns:cx4="http://schemas.microsoft.com/office/drawing/2016/5/10/chartex" xmlns:cx5="http://schemas.microsoft.com/office/drawing/2016/5/11/chartex" xmlns:cx6="http://schemas.microsoft.com/office/drawing/2016/5/12/chartex" xmlns:cx7="http://schemas.microsoft.com/office/drawing/2016/5/13/chartex" xmlns:cx8="http://schemas.microsoft.com/office/drawing/2016/5/14/chartex" xmlns:mc="http://schemas.openxmlformats.org/markup-compatibility/2006" xmlns:aink="http://schemas.microsoft.com/office/drawing/2016/ink" xmlns:am3d="http://schemas.microsoft.com/office/drawing/2017/model3d" xmlns:o="urn:schemas-microsoft-com:office:office" xmlns:oel="http://schemas.microsoft.com/office/2019/extlst" xmlns:r="http://schemas.openxmlformats.org/officeDocument/2006/relationships" xmlns:m="http://schemas.openxmlformats.org/officeDocument/2006/math" xmlns:v="urn:schemas-microsoft-com:vml" xmlns:wp14="http://schemas.microsoft.com/office/word/2010/wordprocessingDrawing" xmlns:wp="http://schemas.openxmlformats.org/drawingml/2006/wordprocessingDrawing" xmlns:w10="urn:schemas-microsoft-com:office:word" xmlns:w="http://schemas.openxmlformats.org/wordprocessingml/2006/main" xmlns:w14="http://schemas.microsoft.com/office/word/2010/wordml" xmlns:w15="http://schemas.microsoft.com/office/word/2012/wordml" xmlns:w16cex="http://schemas.microsoft.com/office/word/2018/wordml/cex" xmlns:w16cid="http://schemas.microsoft.com/office/word/2016/wordml/cid" xmlns:w16="http://schemas.microsoft.com/office/word/2018/wordml" xmlns:w16du="http://schemas.microsoft.com/office/word/2023/wordml/word16du" xmlns:w16sdtdh="http://schemas.microsoft.com/office/word/2020/wordml/sdtdatahash" xmlns:w16sdtfl="http://schemas.microsoft.com/office/word/2024/wordml/sdtformatlock" xmlns:w16se="http://schemas.microsoft.com/office/word/2015/wordml/symex" xmlns:wpg="http://schemas.microsoft.com/office/word/2010/wordprocessingGroup" xmlns:wpi="http://schemas.microsoft.com/office/word/2010/wordprocessingInk" xmlns:wne="http://schemas.microsoft.com/office/word/2006/wordml" xmlns:wps="http://schemas.microsoft.com/office/word/2010/wordprocessingShape" mc:Ignorable="w14 w15 w16se w16cid w16 w16cex w16sdtdh w16sdtfl w16du wp14">
+  <w:p>
+    <w:pPr>
+      <w:pStyle w:val="Footer"/>
+    </w:pPr>
+  </w:p>
+</w:ftr>
+</file>
+
+<file path=word/footer3.xml><?xml version="1.0" encoding="utf-8"?>
+<w:ftr xmlns:wpc="http://schemas.microsoft.com/office/word/2010/wordprocessingCanvas" xmlns:cx="http://schemas.microsoft.com/office/drawing/2014/chartex" xmlns:cx1="http://schemas.microsoft.com/office/drawing/2015/9/8/chartex" xmlns:cx2="http://schemas.microsoft.com/office/drawing/2015/10/21/chartex" xmlns:cx3="http://schemas.microsoft.com/office/drawing/2016/5/9/chartex" xmlns:cx4="http://schemas.microsoft.com/office/drawing/2016/5/10/chartex" xmlns:cx5="http://schemas.microsoft.com/office/drawing/2016/5/11/chartex" xmlns:cx6="http://schemas.microsoft.com/office/drawing/2016/5/12/chartex" xmlns:cx7="http://schemas.microsoft.com/office/drawing/2016/5/13/chartex" xmlns:cx8="http://schemas.microsoft.com/office/drawing/2016/5/14/chartex" xmlns:mc="http://schemas.openxmlformats.org/markup-compatibility/2006" xmlns:aink="http://schemas.microsoft.com/office/drawing/2016/ink" xmlns:am3d="http://schemas.microsoft.com/office/drawing/2017/model3d" xmlns:o="urn:schemas-microsoft-com:office:office" xmlns:oel="http://schemas.microsoft.com/office/2019/extlst" xmlns:r="http://schemas.openxmlformats.org/officeDocument/2006/relationships" xmlns:m="http://schemas.openxmlformats.org/officeDocument/2006/math" xmlns:v="urn:schemas-microsoft-com:vml" xmlns:wp14="http://schemas.microsoft.com/office/word/2010/wordprocessingDrawing" xmlns:wp="http://schemas.openxmlformats.org/drawingml/2006/wordprocessingDrawing" xmlns:w10="urn:schemas-microsoft-com:office:word" xmlns:w="http://schemas.openxmlformats.org/wordprocessingml/2006/main" xmlns:w14="http://schemas.microsoft.com/office/word/2010/wordml" xmlns:w15="http://schemas.microsoft.com/office/word/2012/wordml" xmlns:w16cex="http://schemas.microsoft.com/office/word/2018/wordml/cex" xmlns:w16cid="http://schemas.microsoft.com/office/word/2016/wordml/cid" xmlns:w16="http://schemas.microsoft.com/office/word/2018/wordml" xmlns:w16du="http://schemas.microsoft.com/office/word/2023/wordml/word16du" xmlns:w16sdtdh="http://schemas.microsoft.com/office/word/2020/wordml/sdtdatahash" xmlns:w16sdtfl="http://schemas.microsoft.com/office/word/2024/wordml/sdtformatlock" xmlns:w16se="http://schemas.microsoft.com/office/word/2015/wordml/symex" xmlns:wpg="http://schemas.microsoft.com/office/word/2010/wordprocessingGroup" xmlns:wpi="http://schemas.microsoft.com/office/word/2010/wordprocessingInk" xmlns:wne="http://schemas.microsoft.com/office/word/2006/wordml" xmlns:wps="http://schemas.microsoft.com/office/word/2010/wordprocessingShape" mc:Ignorable="w14 w15 w16se w16cid w16 w16cex w16sdtdh w16sdtfl w16du wp14">
+  <w:p>
+    <w:pPr>
+      <w:pStyle w:val="Footer"/>
+    </w:pPr>
+  </w:p>
+</w:ftr>
+</file>
+
+<file path=word/footnotes.xml><?xml version="1.0" encoding="utf-8"?>
+<w:footnotes xmlns:wpc="http://schemas.microsoft.com/office/word/2010/wordprocessingCanvas" xmlns:cx="http://schemas.microsoft.com/office/drawing/2014/chartex" xmlns:cx1="http://schemas.microsoft.com/office/drawing/2015/9/8/chartex" xmlns:cx2="http://schemas.microsoft.com/office/drawing/2015/10/21/chartex" xmlns:cx3="http://schemas.microsoft.com/office/drawing/2016/5/9/chartex" xmlns:cx4="http://schemas.microsoft.com/office/drawing/2016/5/10/chartex" xmlns:cx5="http://schemas.microsoft.com/office/drawing/2016/5/11/chartex" xmlns:cx6="http://schemas.microsoft.com/office/drawing/2016/5/12/chartex" xmlns:cx7="http://schemas.microsoft.com/office/drawing/2016/5/13/chartex" xmlns:cx8="http://schemas.microsoft.com/office/drawing/2016/5/14/chartex" xmlns:mc="http://schemas.openxmlformats.org/markup-compatibility/2006" xmlns:aink="http://schemas.microsoft.com/office/drawing/2016/ink" xmlns:am3d="http://schemas.microsoft.com/office/drawing/2017/model3d" xmlns:o="urn:schemas-microsoft-com:office:office" xmlns:oel="http://schemas.microsoft.com/office/2019/extlst" xmlns:r="http://schemas.openxmlformats.org/officeDocument/2006/relationships" xmlns:m="http://schemas.openxmlformats.org/officeDocument/2006/math" xmlns:v="urn:schemas-microsoft-com:vml" xmlns:wp14="http://schemas.microsoft.com/office/word/2010/wordprocessingDrawing" xmlns:wp="http://schemas.openxmlformats.org/drawingml/2006/wordprocessingDrawing" xmlns:w10="urn:schemas-microsoft-com:office:word" xmlns:w="http://schemas.openxmlformats.org/wordprocessingml/2006/main" xmlns:w14="http://schemas.microsoft.com/office/word/2010/wordml" xmlns:w15="http://schemas.microsoft.com/office/word/2012/wordml" xmlns:w16cex="http://schemas.microsoft.com/office/word/2018/wordml/cex" xmlns:w16cid="http://schemas.microsoft.com/office/word/2016/wordml/cid" xmlns:w16="http://schemas.microsoft.com/office/word/2018/wordml" xmlns:w16du="http://schemas.microsoft.com/office/word/2023/wordml/word16du" xmlns:w16sdtdh="http://schemas.microsoft.com/office/word/2020/wordml/sdtdatahash" xmlns:w16sdtfl="http://schemas.microsoft.com/office/word/2024/wordml/sdtformatlock" xmlns:w16se="http://schemas.microsoft.com/office/word/2015/wordml/symex" xmlns:wpg="http://schemas.microsoft.com/office/word/2010/wordprocessingGroup" xmlns:wpi="http://schemas.microsoft.com/office/word/2010/wordprocessingInk" xmlns:wne="http://schemas.microsoft.com/office/word/2006/wordml" xmlns:wps="http://schemas.microsoft.com/office/word/2010/wordprocessingShape" mc:Ignorable="w14 w15 w16se w16cid w16 w16cex w16sdtdh w16sdtfl w16du wp14">
+  <w:footnote w:type="separator" w:id="-1">
+    <w:p>
+      <w:pPr>
+        <w:spacing w:after="0" w:line="240" w:lineRule="auto"/>
+      </w:pPr>
+      <w:r>
+        <w:separator/>
+      </w:r>
+    </w:p>
+  </w:footnote>
+  <w:footnote w:type="continuationSeparator" w:id="0">
+    <w:p>
+      <w:pPr>
+        <w:spacing w:after="0" w:line="240" w:lineRule="auto"/>
+      </w:pPr>
+      <w:r>
+        <w:continuationSeparator/>
+      </w:r>
+    </w:p>
+  </w:footnote>
+</w:footnotes>
+</file>
+
+<file path=word/header1.xml><?xml version="1.0" encoding="utf-8"?>
+<w:hdr xmlns:wpc="http://schemas.microsoft.com/office/word/2010/wordprocessingCanvas" xmlns:cx="http://schemas.microsoft.com/office/drawing/2014/chartex" xmlns:cx1="http://schemas.microsoft.com/office/drawing/2015/9/8/chartex" xmlns:cx2="http://schemas.microsoft.com/office/drawing/2015/10/21/chartex" xmlns:cx3="http://schemas.microsoft.com/office/drawing/2016/5/9/chartex" xmlns:cx4="http://schemas.microsoft.com/office/drawing/2016/5/10/chartex" xmlns:cx5="http://schemas.microsoft.com/office/drawing/2016/5/11/chartex" xmlns:cx6="http://schemas.microsoft.com/office/drawing/2016/5/12/chartex" xmlns:cx7="http://schemas.microsoft.com/office/drawing/2016/5/13/chartex" xmlns:cx8="http://schemas.microsoft.com/office/drawing/2016/5/14/chartex" xmlns:mc="http://schemas.openxmlformats.org/markup-compatibility/2006" xmlns:aink="http://schemas.microsoft.com/office/drawing/2016/ink" xmlns:am3d="http://schemas.microsoft.com/office/drawing/2017/model3d" xmlns:o="urn:schemas-microsoft-com:office:office" xmlns:oel="http://schemas.microsoft.com/office/2019/extlst" xmlns:r="http://schemas.openxmlformats.org/officeDocument/2006/relationships" xmlns:m="http://schemas.openxmlformats.org/officeDocument/2006/math" xmlns:v="urn:schemas-microsoft-com:vml" xmlns:wp14="http://schemas.microsoft.com/office/word/2010/wordprocessingDrawing" xmlns:wp="http://schemas.openxmlformats.org/drawingml/2006/wordprocessingDrawing" xmlns:w10="urn:schemas-microsoft-com:office:word" xmlns:w="http://schemas.openxmlformats.org/wordprocessingml/2006/main" xmlns:w14="http://schemas.microsoft.com/office/word/2010/wordml" xmlns:w15="http://schemas.microsoft.com/office/word/2012/wordml" xmlns:w16cex="http://schemas.microsoft.com/office/word/2018/wordml/cex" xmlns:w16cid="http://schemas.microsoft.com/office/word/2016/wordml/cid" xmlns:w16="http://schemas.microsoft.com/office/word/2018/wordml" xmlns:w16du="http://schemas.microsoft.com/office/word/2023/wordml/word16du" xmlns:w16sdtdh="http://schemas.microsoft.com/office/word/2020/wordml/sdtdatahash" xmlns:w16sdtfl="http://schemas.microsoft.com/office/word/2024/wordml/sdtformatlock" xmlns:w16se="http://schemas.microsoft.com/office/word/2015/wordml/symex" xmlns:wpg="http://schemas.microsoft.com/office/word/2010/wordprocessingGroup" xmlns:wpi="http://schemas.microsoft.com/office/word/2010/wordprocessingInk" xmlns:wne="http://schemas.microsoft.com/office/word/2006/wordml" xmlns:wps="http://schemas.microsoft.com/office/word/2010/wordprocessingShape" mc:Ignorable="w14 w15 w16se w16cid w16 w16cex w16sdtdh w16sdtfl w16du wp14">
+  <w:p>
+    <w:pPr>
+      <w:pStyle w:val="Header"/>
+    </w:pPr>
+  </w:p>
+</w:hdr>
+</file>
+
+<file path=word/header2.xml><?xml version="1.0" encoding="utf-8"?>
+<w:hdr xmlns:wpc="http://schemas.microsoft.com/office/word/2010/wordprocessingCanvas" xmlns:cx="http://schemas.microsoft.com/office/drawing/2014/chartex" xmlns:cx1="http://schemas.microsoft.com/office/drawing/2015/9/8/chartex" xmlns:cx2="http://schemas.microsoft.com/office/drawing/2015/10/21/chartex" xmlns:cx3="http://schemas.microsoft.com/office/drawing/2016/5/9/chartex" xmlns:cx4="http://schemas.microsoft.com/office/drawing/2016/5/10/chartex" xmlns:cx5="http://schemas.microsoft.com/office/drawing/2016/5/11/chartex" xmlns:cx6="http://schemas.microsoft.com/office/drawing/2016/5/12/chartex" xmlns:cx7="http://schemas.microsoft.com/office/drawing/2016/5/13/chartex" xmlns:cx8="http://schemas.microsoft.com/office/drawing/2016/5/14/chartex" xmlns:mc="http://schemas.openxmlformats.org/markup-compatibility/2006" xmlns:aink="http://schemas.microsoft.com/office/drawing/2016/ink" xmlns:am3d="http://schemas.microsoft.com/office/drawing/2017/model3d" xmlns:o="urn:schemas-microsoft-com:office:office" xmlns:oel="http://schemas.microsoft.com/office/2019/extlst" xmlns:r="http://schemas.openxmlformats.org/officeDocument/2006/relationships" xmlns:m="http://schemas.openxmlformats.org/officeDocument/2006/math" xmlns:v="urn:schemas-microsoft-com:vml" xmlns:wp14="http://schemas.microsoft.com/office/word/2010/wordprocessingDrawing" xmlns:wp="http://schemas.openxmlformats.org/drawingml/2006/wordprocessingDrawing" xmlns:w10="urn:schemas-microsoft-com:office:word" xmlns:w="http://schemas.openxmlformats.org/wordprocessingml/2006/main" xmlns:w14="http://schemas.microsoft.com/office/word/2010/wordml" xmlns:w15="http://schemas.microsoft.com/office/word/2012/wordml" xmlns:w16cex="http://schemas.microsoft.com/office/word/2018/wordml/cex" xmlns:w16cid="http://schemas.microsoft.com/office/word/2016/wordml/cid" xmlns:w16="http://schemas.microsoft.com/office/word/2018/wordml" xmlns:w16du="http://schemas.microsoft.com/office/word/2023/wordml/word16du" xmlns:w16sdtdh="http://schemas.microsoft.com/office/word/2020/wordml/sdtdatahash" xmlns:w16sdtfl="http://schemas.microsoft.com/office/word/2024/wordml/sdtformatlock" xmlns:w16se="http://schemas.microsoft.com/office/word/2015/wordml/symex" xmlns:wpg="http://schemas.microsoft.com/office/word/2010/wordprocessingGroup" xmlns:wpi="http://schemas.microsoft.com/office/word/2010/wordprocessingInk" xmlns:wne="http://schemas.microsoft.com/office/word/2006/wordml" xmlns:wps="http://schemas.microsoft.com/office/word/2010/wordprocessingShape" mc:Ignorable="w14 w15 w16se w16cid w16 w16cex w16sdtdh w16sdtfl w16du wp14">
+  <w:p>
+    <w:pPr>
+      <w:pStyle w:val="Header"/>
+    </w:pPr>
+  </w:p>
+</w:hdr>
+</file>
+
+<file path=word/header3.xml><?xml version="1.0" encoding="utf-8"?>
+<w:hdr xmlns:wpc="http://schemas.microsoft.com/office/word/2010/wordprocessingCanvas" xmlns:cx="http://schemas.microsoft.com/office/drawing/2014/chartex" xmlns:cx1="http://schemas.microsoft.com/office/drawing/2015/9/8/chartex" xmlns:cx2="http://schemas.microsoft.com/office/drawing/2015/10/21/chartex" xmlns:cx3="http://schemas.microsoft.com/office/drawing/2016/5/9/chartex" xmlns:cx4="http://schemas.microsoft.com/office/drawing/2016/5/10/chartex" xmlns:cx5="http://schemas.microsoft.com/office/drawing/2016/5/11/chartex" xmlns:cx6="http://schemas.microsoft.com/office/drawing/2016/5/12/chartex" xmlns:cx7="http://schemas.microsoft.com/office/drawing/2016/5/13/chartex" xmlns:cx8="http://schemas.microsoft.com/office/drawing/2016/5/14/chartex" xmlns:mc="http://schemas.openxmlformats.org/markup-compatibility/2006" xmlns:aink="http://schemas.microsoft.com/office/drawing/2016/ink" xmlns:am3d="http://schemas.microsoft.com/office/drawing/2017/model3d" xmlns:o="urn:schemas-microsoft-com:office:office" xmlns:oel="http://schemas.microsoft.com/office/2019/extlst" xmlns:r="http://schemas.openxmlformats.org/officeDocument/2006/relationships" xmlns:m="http://schemas.openxmlformats.org/officeDocument/2006/math" xmlns:v="urn:schemas-microsoft-com:vml" xmlns:wp14="http://schemas.microsoft.com/office/word/2010/wordprocessingDrawing" xmlns:wp="http://schemas.openxmlformats.org/drawingml/2006/wordprocessingDrawing" xmlns:w10="urn:schemas-microsoft-com:office:word" xmlns:w="http://schemas.openxmlformats.org/wordprocessingml/2006/main" xmlns:w14="http://schemas.microsoft.com/office/word/2010/wordml" xmlns:w15="http://schemas.microsoft.com/office/word/2012/wordml" xmlns:w16cex="http://schemas.microsoft.com/office/word/2018/wordml/cex" xmlns:w16cid="http://schemas.microsoft.com/office/word/2016/wordml/cid" xmlns:w16="http://schemas.microsoft.com/office/word/2018/wordml" xmlns:w16du="http://schemas.microsoft.com/office/word/2023/wordml/word16du" xmlns:w16sdtdh="http://schemas.microsoft.com/office/word/2020/wordml/sdtdatahash" xmlns:w16sdtfl="http://schemas.microsoft.com/office/word/2024/wordml/sdtformatlock" xmlns:w16se="http://schemas.microsoft.com/office/word/2015/wordml/symex" xmlns:wpg="http://schemas.microsoft.com/office/word/2010/wordprocessingGroup" xmlns:wpi="http://schemas.microsoft.com/office/word/2010/wordprocessingInk" xmlns:wne="http://schemas.microsoft.com/office/word/2006/wordml" xmlns:wps="http://schemas.microsoft.com/office/word/2010/wordprocessingShape" mc:Ignorable="w14 w15 w16se w16cid w16 w16cex w16sdtdh w16sdtfl w16du wp14">
+  <w:p>
+    <w:pPr>
+      <w:pStyle w:val="Header"/>
+    </w:pPr>
+  </w:p>
+</w:hdr>
+</file>
+
 <file path=word/numbering.xml><?xml version="1.0" encoding="utf-8"?>
 <w:numbering xmlns:wpc="http://schemas.microsoft.com/office/word/2010/wordprocessingCanvas" xmlns:cx="http://schemas.microsoft.com/office/drawing/2014/chartex" xmlns:cx1="http://schemas.microsoft.com/office/drawing/2015/9/8/chartex" xmlns:cx2="http://schemas.microsoft.com/office/drawing/2015/10/21/chartex" xmlns:cx3="http://schemas.microsoft.com/office/drawing/2016/5/9/chartex" xmlns:cx4="http://schemas.microsoft.com/office/drawing/2016/5/10/chartex" xmlns:cx5="http://schemas.microsoft.com/office/drawing/2016/5/11/chartex" xmlns:cx6="http://schemas.microsoft.com/office/drawing/2016/5/12/chartex" xmlns:cx7="http://schemas.microsoft.com/office/drawing/2016/5/13/chartex" xmlns:cx8="http://schemas.microsoft.com/office/drawing/2016/5/14/chartex" xmlns:mc="http://schemas.openxmlformats.org/markup-compatibility/2006" xmlns:aink="http://schemas.microsoft.com/office/drawing/2016/ink" xmlns:am3d="http://schemas.microsoft.com/office/drawing/2017/model3d" xmlns:o="urn:schemas-microsoft-com:office:office" xmlns:oel="http://schemas.microsoft.com/office/2019/extlst" xmlns:r="http://schemas.openxmlformats.org/officeDocument/2006/relationships" xmlns:m="http://schemas.openxmlformats.org/officeDocument/2006/math" xmlns:v="urn:schemas-microsoft-com:vml" xmlns:wp14="http://schemas.microsoft.com/office/word/2010/wordprocessingDrawing" xmlns:wp="http://schemas.openxmlformats.org/drawingml/2006/wordprocessingDrawing" xmlns:w10="urn:schemas-microsoft-com:office:word" xmlns:w="http://schemas.openxmlformats.org/wordprocessingml/2006/main" xmlns:w14="http://schemas.microsoft.com/office/word/2010/wordml" xmlns:w15="http://schemas.microsoft.com/office/word/2012/wordml" xmlns:w16cex="http://schemas.microsoft.com/office/word/2018/wordml/cex" xmlns:w16cid="http://schemas.microsoft.com/office/word/2016/wordml/cid" xmlns:w16="http://schemas.microsoft.com/office/word/2018/wordml" xmlns:w16du="http://schemas.microsoft.com/office/word/2023/wordml/word16du" xmlns:w16sdtdh="http://schemas.microsoft.com/office/word/2020/wordml/sdtdatahash" xmlns:w16sdtfl="http://schemas.microsoft.com/office/word/2024/wordml/sdtformatlock" xmlns:w16se="http://schemas.microsoft.com/office/word/2015/wordml/symex" xmlns:wpg="http://schemas.microsoft.com/office/word/2010/wordprocessingGroup" xmlns:wpi="http://schemas.microsoft.com/office/word/2010/wordprocessingInk" xmlns:wne="http://schemas.microsoft.com/office/word/2006/wordml" xmlns:wps="http://schemas.microsoft.com/office/word/2010/wordprocessingShape" mc:Ignorable="w14 w15 w16se w16cid w16 w16cex w16sdtdh w16sdtfl w16du wp14">
   <w:abstractNum w:abstractNumId="0" w15:restartNumberingAfterBreak="0">
@@ -2134,6 +4041,155 @@
     </w:lvl>
   </w:abstractNum>
   <w:abstractNum w:abstractNumId="4" w15:restartNumberingAfterBreak="0">
+    <w:nsid w:val="348C2322"/>
+    <w:multiLevelType w:val="multilevel"/>
+    <w:tmpl w:val="0C0C9D1A"/>
+    <w:lvl w:ilvl="0">
+      <w:start w:val="1"/>
+      <w:numFmt w:val="bullet"/>
+      <w:lvlText w:val=""/>
+      <w:lvlJc w:val="left"/>
+      <w:pPr>
+        <w:tabs>
+          <w:tab w:val="num" w:pos="720"/>
+        </w:tabs>
+        <w:ind w:left="720" w:hanging="360"/>
+      </w:pPr>
+      <w:rPr>
+        <w:rFonts w:ascii="Symbol" w:hAnsi="Symbol" w:hint="default"/>
+        <w:sz w:val="20"/>
+      </w:rPr>
+    </w:lvl>
+    <w:lvl w:ilvl="1" w:tentative="1">
+      <w:start w:val="1"/>
+      <w:numFmt w:val="bullet"/>
+      <w:lvlText w:val="o"/>
+      <w:lvlJc w:val="left"/>
+      <w:pPr>
+        <w:tabs>
+          <w:tab w:val="num" w:pos="1440"/>
+        </w:tabs>
+        <w:ind w:left="1440" w:hanging="360"/>
+      </w:pPr>
+      <w:rPr>
+        <w:rFonts w:ascii="Courier New" w:hAnsi="Courier New" w:hint="default"/>
+        <w:sz w:val="20"/>
+      </w:rPr>
+    </w:lvl>
+    <w:lvl w:ilvl="2" w:tentative="1">
+      <w:start w:val="1"/>
+      <w:numFmt w:val="bullet"/>
+      <w:lvlText w:val=""/>
+      <w:lvlJc w:val="left"/>
+      <w:pPr>
+        <w:tabs>
+          <w:tab w:val="num" w:pos="2160"/>
+        </w:tabs>
+        <w:ind w:left="2160" w:hanging="360"/>
+      </w:pPr>
+      <w:rPr>
+        <w:rFonts w:ascii="Wingdings" w:hAnsi="Wingdings" w:hint="default"/>
+        <w:sz w:val="20"/>
+      </w:rPr>
+    </w:lvl>
+    <w:lvl w:ilvl="3" w:tentative="1">
+      <w:start w:val="1"/>
+      <w:numFmt w:val="bullet"/>
+      <w:lvlText w:val=""/>
+      <w:lvlJc w:val="left"/>
+      <w:pPr>
+        <w:tabs>
+          <w:tab w:val="num" w:pos="2880"/>
+        </w:tabs>
+        <w:ind w:left="2880" w:hanging="360"/>
+      </w:pPr>
+      <w:rPr>
+        <w:rFonts w:ascii="Wingdings" w:hAnsi="Wingdings" w:hint="default"/>
+        <w:sz w:val="20"/>
+      </w:rPr>
+    </w:lvl>
+    <w:lvl w:ilvl="4" w:tentative="1">
+      <w:start w:val="1"/>
+      <w:numFmt w:val="bullet"/>
+      <w:lvlText w:val=""/>
+      <w:lvlJc w:val="left"/>
+      <w:pPr>
+        <w:tabs>
+          <w:tab w:val="num" w:pos="3600"/>
+        </w:tabs>
+        <w:ind w:left="3600" w:hanging="360"/>
+      </w:pPr>
+      <w:rPr>
+        <w:rFonts w:ascii="Wingdings" w:hAnsi="Wingdings" w:hint="default"/>
+        <w:sz w:val="20"/>
+      </w:rPr>
+    </w:lvl>
+    <w:lvl w:ilvl="5" w:tentative="1">
+      <w:start w:val="1"/>
+      <w:numFmt w:val="bullet"/>
+      <w:lvlText w:val=""/>
+      <w:lvlJc w:val="left"/>
+      <w:pPr>
+        <w:tabs>
+          <w:tab w:val="num" w:pos="4320"/>
+        </w:tabs>
+        <w:ind w:left="4320" w:hanging="360"/>
+      </w:pPr>
+      <w:rPr>
+        <w:rFonts w:ascii="Wingdings" w:hAnsi="Wingdings" w:hint="default"/>
+        <w:sz w:val="20"/>
+      </w:rPr>
+    </w:lvl>
+    <w:lvl w:ilvl="6" w:tentative="1">
+      <w:start w:val="1"/>
+      <w:numFmt w:val="bullet"/>
+      <w:lvlText w:val=""/>
+      <w:lvlJc w:val="left"/>
+      <w:pPr>
+        <w:tabs>
+          <w:tab w:val="num" w:pos="5040"/>
+        </w:tabs>
+        <w:ind w:left="5040" w:hanging="360"/>
+      </w:pPr>
+      <w:rPr>
+        <w:rFonts w:ascii="Wingdings" w:hAnsi="Wingdings" w:hint="default"/>
+        <w:sz w:val="20"/>
+      </w:rPr>
+    </w:lvl>
+    <w:lvl w:ilvl="7" w:tentative="1">
+      <w:start w:val="1"/>
+      <w:numFmt w:val="bullet"/>
+      <w:lvlText w:val=""/>
+      <w:lvlJc w:val="left"/>
+      <w:pPr>
+        <w:tabs>
+          <w:tab w:val="num" w:pos="5760"/>
+        </w:tabs>
+        <w:ind w:left="5760" w:hanging="360"/>
+      </w:pPr>
+      <w:rPr>
+        <w:rFonts w:ascii="Wingdings" w:hAnsi="Wingdings" w:hint="default"/>
+        <w:sz w:val="20"/>
+      </w:rPr>
+    </w:lvl>
+    <w:lvl w:ilvl="8" w:tentative="1">
+      <w:start w:val="1"/>
+      <w:numFmt w:val="bullet"/>
+      <w:lvlText w:val=""/>
+      <w:lvlJc w:val="left"/>
+      <w:pPr>
+        <w:tabs>
+          <w:tab w:val="num" w:pos="6480"/>
+        </w:tabs>
+        <w:ind w:left="6480" w:hanging="360"/>
+      </w:pPr>
+      <w:rPr>
+        <w:rFonts w:ascii="Wingdings" w:hAnsi="Wingdings" w:hint="default"/>
+        <w:sz w:val="20"/>
+      </w:rPr>
+    </w:lvl>
+  </w:abstractNum>
+  <w:abstractNum w:abstractNumId="5" w15:restartNumberingAfterBreak="0">
     <w:nsid w:val="395B27BF"/>
     <w:multiLevelType w:val="multilevel"/>
     <w:tmpl w:val="2DE29B22"/>
@@ -2282,7 +4338,7 @@
       </w:rPr>
     </w:lvl>
   </w:abstractNum>
-  <w:abstractNum w:abstractNumId="5" w15:restartNumberingAfterBreak="0">
+  <w:abstractNum w:abstractNumId="6" w15:restartNumberingAfterBreak="0">
     <w:nsid w:val="4FB81AA2"/>
     <w:multiLevelType w:val="multilevel"/>
     <w:tmpl w:val="01AC8234"/>
@@ -2431,7 +4487,7 @@
       </w:rPr>
     </w:lvl>
   </w:abstractNum>
-  <w:abstractNum w:abstractNumId="6" w15:restartNumberingAfterBreak="0">
+  <w:abstractNum w:abstractNumId="7" w15:restartNumberingAfterBreak="0">
     <w:nsid w:val="6E865AA1"/>
     <w:multiLevelType w:val="multilevel"/>
     <w:tmpl w:val="3F5C2028"/>
@@ -2580,7 +4636,7 @@
       </w:rPr>
     </w:lvl>
   </w:abstractNum>
-  <w:abstractNum w:abstractNumId="7" w15:restartNumberingAfterBreak="0">
+  <w:abstractNum w:abstractNumId="8" w15:restartNumberingAfterBreak="0">
     <w:nsid w:val="70E13113"/>
     <w:multiLevelType w:val="multilevel"/>
     <w:tmpl w:val="B2E0F35A"/>
@@ -2729,7 +4785,7 @@
       </w:rPr>
     </w:lvl>
   </w:abstractNum>
-  <w:abstractNum w:abstractNumId="8" w15:restartNumberingAfterBreak="0">
+  <w:abstractNum w:abstractNumId="9" w15:restartNumberingAfterBreak="0">
     <w:nsid w:val="748A2616"/>
     <w:multiLevelType w:val="multilevel"/>
     <w:tmpl w:val="C6F8A0AC"/>
@@ -2878,7 +4934,7 @@
       </w:rPr>
     </w:lvl>
   </w:abstractNum>
-  <w:abstractNum w:abstractNumId="9" w15:restartNumberingAfterBreak="0">
+  <w:abstractNum w:abstractNumId="10" w15:restartNumberingAfterBreak="0">
     <w:nsid w:val="75CC5605"/>
     <w:multiLevelType w:val="multilevel"/>
     <w:tmpl w:val="93909974"/>
@@ -3027,7 +5083,7 @@
       </w:rPr>
     </w:lvl>
   </w:abstractNum>
-  <w:abstractNum w:abstractNumId="10" w15:restartNumberingAfterBreak="0">
+  <w:abstractNum w:abstractNumId="11" w15:restartNumberingAfterBreak="0">
     <w:nsid w:val="7FF247EA"/>
     <w:multiLevelType w:val="multilevel"/>
     <w:tmpl w:val="239C8834"/>
@@ -3177,37 +5233,40 @@
     </w:lvl>
   </w:abstractNum>
   <w:num w:numId="1" w16cid:durableId="932324400">
-    <w:abstractNumId w:val="9"/>
+    <w:abstractNumId w:val="10"/>
   </w:num>
   <w:num w:numId="2" w16cid:durableId="1556890703">
     <w:abstractNumId w:val="2"/>
   </w:num>
   <w:num w:numId="3" w16cid:durableId="864903629">
-    <w:abstractNumId w:val="5"/>
+    <w:abstractNumId w:val="6"/>
   </w:num>
   <w:num w:numId="4" w16cid:durableId="1749378001">
-    <w:abstractNumId w:val="4"/>
+    <w:abstractNumId w:val="5"/>
   </w:num>
   <w:num w:numId="5" w16cid:durableId="2123187850">
     <w:abstractNumId w:val="1"/>
   </w:num>
   <w:num w:numId="6" w16cid:durableId="2009209012">
-    <w:abstractNumId w:val="6"/>
+    <w:abstractNumId w:val="7"/>
   </w:num>
   <w:num w:numId="7" w16cid:durableId="1140154941">
-    <w:abstractNumId w:val="8"/>
+    <w:abstractNumId w:val="9"/>
   </w:num>
   <w:num w:numId="8" w16cid:durableId="764959646">
     <w:abstractNumId w:val="0"/>
   </w:num>
   <w:num w:numId="9" w16cid:durableId="1304500333">
-    <w:abstractNumId w:val="10"/>
+    <w:abstractNumId w:val="11"/>
   </w:num>
   <w:num w:numId="10" w16cid:durableId="827358342">
     <w:abstractNumId w:val="3"/>
   </w:num>
   <w:num w:numId="11" w16cid:durableId="689651156">
-    <w:abstractNumId w:val="7"/>
+    <w:abstractNumId w:val="8"/>
+  </w:num>
+  <w:num w:numId="12" w16cid:durableId="751125391">
+    <w:abstractNumId w:val="4"/>
   </w:num>
 </w:numbering>
 </file>
@@ -3816,6 +5875,7 @@
   <w:style w:type="character" w:default="1" w:styleId="DefaultParagraphFont">
     <w:name w:val="Default Paragraph Font"/>
     <w:uiPriority w:val="1"/>
+    <w:semiHidden/>
     <w:unhideWhenUsed/>
   </w:style>
   <w:style w:type="table" w:default="1" w:styleId="TableNormal">
@@ -4129,6 +6189,73 @@
       <w:spacing w:val="5"/>
     </w:rPr>
   </w:style>
+  <w:style w:type="paragraph" w:styleId="Header">
+    <w:name w:val="header"/>
+    <w:basedOn w:val="Normal"/>
+    <w:link w:val="HeaderChar"/>
+    <w:uiPriority w:val="99"/>
+    <w:unhideWhenUsed/>
+    <w:rsid w:val="00D50365"/>
+    <w:pPr>
+      <w:tabs>
+        <w:tab w:val="center" w:pos="4513"/>
+        <w:tab w:val="right" w:pos="9026"/>
+      </w:tabs>
+      <w:spacing w:after="0" w:line="240" w:lineRule="auto"/>
+    </w:pPr>
+  </w:style>
+  <w:style w:type="character" w:customStyle="1" w:styleId="HeaderChar">
+    <w:name w:val="Header Char"/>
+    <w:basedOn w:val="DefaultParagraphFont"/>
+    <w:link w:val="Header"/>
+    <w:uiPriority w:val="99"/>
+    <w:rsid w:val="00D50365"/>
+  </w:style>
+  <w:style w:type="paragraph" w:styleId="Footer">
+    <w:name w:val="footer"/>
+    <w:basedOn w:val="Normal"/>
+    <w:link w:val="FooterChar"/>
+    <w:uiPriority w:val="99"/>
+    <w:unhideWhenUsed/>
+    <w:rsid w:val="00D50365"/>
+    <w:pPr>
+      <w:tabs>
+        <w:tab w:val="center" w:pos="4513"/>
+        <w:tab w:val="right" w:pos="9026"/>
+      </w:tabs>
+      <w:spacing w:after="0" w:line="240" w:lineRule="auto"/>
+    </w:pPr>
+  </w:style>
+  <w:style w:type="character" w:customStyle="1" w:styleId="FooterChar">
+    <w:name w:val="Footer Char"/>
+    <w:basedOn w:val="DefaultParagraphFont"/>
+    <w:link w:val="Footer"/>
+    <w:uiPriority w:val="99"/>
+    <w:rsid w:val="00D50365"/>
+  </w:style>
+  <w:style w:type="character" w:styleId="Hyperlink">
+    <w:name w:val="Hyperlink"/>
+    <w:basedOn w:val="DefaultParagraphFont"/>
+    <w:uiPriority w:val="99"/>
+    <w:unhideWhenUsed/>
+    <w:rsid w:val="00832613"/>
+    <w:rPr>
+      <w:color w:val="0563C1" w:themeColor="hyperlink"/>
+      <w:u w:val="single"/>
+    </w:rPr>
+  </w:style>
+  <w:style w:type="character" w:styleId="UnresolvedMention">
+    <w:name w:val="Unresolved Mention"/>
+    <w:basedOn w:val="DefaultParagraphFont"/>
+    <w:uiPriority w:val="99"/>
+    <w:semiHidden/>
+    <w:unhideWhenUsed/>
+    <w:rsid w:val="00832613"/>
+    <w:rPr>
+      <w:color w:val="605E5C"/>
+      <w:shd w:val="clear" w:color="auto" w:fill="E1DFDD"/>
+    </w:rPr>
+  </w:style>
 </w:styles>
 </file>
 
